--- a/2024-2025/Sicurezza/Esercitazioni/Esercitazione 4/REPORT CHALLENGE 4.docx
+++ b/2024-2025/Sicurezza/Esercitazioni/Esercitazione 4/REPORT CHALLENGE 4.docx
@@ -64,110 +64,63 @@
           <w:r>
             <w:fldChar w:fldCharType="separate"/>
           </w:r>
-          <w:bookmarkStart w:id="1" w:name="_GoBack"/>
-          <w:bookmarkEnd w:id="1"/>
-          <w:r>
-            <w:rPr>
-              <w:rStyle w:val="Collegamentoipertestuale"/>
-              <w:noProof/>
-            </w:rPr>
-            <w:fldChar w:fldCharType="begin"/>
-          </w:r>
-          <w:r>
-            <w:rPr>
-              <w:rStyle w:val="Collegamentoipertestuale"/>
-              <w:noProof/>
-            </w:rPr>
-            <w:instrText xml:space="preserve"> </w:instrText>
-          </w:r>
-          <w:r>
-            <w:rPr>
-              <w:noProof/>
-            </w:rPr>
-            <w:instrText>HYPERLINK \l "_Toc184290775"</w:instrText>
-          </w:r>
-          <w:r>
-            <w:rPr>
-              <w:rStyle w:val="Collegamentoipertestuale"/>
-              <w:noProof/>
-            </w:rPr>
-            <w:instrText xml:space="preserve"> </w:instrText>
-          </w:r>
-          <w:r>
-            <w:rPr>
-              <w:rStyle w:val="Collegamentoipertestuale"/>
-              <w:noProof/>
-            </w:rPr>
-          </w:r>
-          <w:r>
-            <w:rPr>
-              <w:rStyle w:val="Collegamentoipertestuale"/>
-              <w:noProof/>
-            </w:rPr>
-            <w:fldChar w:fldCharType="separate"/>
-          </w:r>
-          <w:r>
-            <w:rPr>
-              <w:rStyle w:val="Collegamentoipertestuale"/>
-              <w:noProof/>
-            </w:rPr>
-            <w:t>REPORT CHALLENGE 4</w:t>
-          </w:r>
-          <w:r>
-            <w:rPr>
-              <w:noProof/>
-              <w:webHidden/>
-            </w:rPr>
-            <w:tab/>
-          </w:r>
-          <w:r>
-            <w:rPr>
-              <w:noProof/>
-              <w:webHidden/>
-            </w:rPr>
-            <w:fldChar w:fldCharType="begin"/>
-          </w:r>
-          <w:r>
-            <w:rPr>
-              <w:noProof/>
-              <w:webHidden/>
-            </w:rPr>
-            <w:instrText xml:space="preserve"> PAGEREF _Toc184290775 \h </w:instrText>
-          </w:r>
-          <w:r>
-            <w:rPr>
-              <w:noProof/>
-              <w:webHidden/>
-            </w:rPr>
-          </w:r>
-          <w:r>
-            <w:rPr>
-              <w:noProof/>
-              <w:webHidden/>
-            </w:rPr>
-            <w:fldChar w:fldCharType="separate"/>
-          </w:r>
-          <w:r>
-            <w:rPr>
-              <w:noProof/>
-              <w:webHidden/>
-            </w:rPr>
-            <w:t>1</w:t>
-          </w:r>
-          <w:r>
-            <w:rPr>
-              <w:noProof/>
-              <w:webHidden/>
-            </w:rPr>
-            <w:fldChar w:fldCharType="end"/>
-          </w:r>
-          <w:r>
-            <w:rPr>
-              <w:rStyle w:val="Collegamentoipertestuale"/>
-              <w:noProof/>
-            </w:rPr>
-            <w:fldChar w:fldCharType="end"/>
-          </w:r>
+          <w:hyperlink w:anchor="_Toc184290775" w:history="1">
+            <w:r>
+              <w:rPr>
+                <w:rStyle w:val="Collegamentoipertestuale"/>
+                <w:noProof/>
+              </w:rPr>
+              <w:t>REPORT CHALLENGE 4</w:t>
+            </w:r>
+            <w:r>
+              <w:rPr>
+                <w:noProof/>
+                <w:webHidden/>
+              </w:rPr>
+              <w:tab/>
+            </w:r>
+            <w:r>
+              <w:rPr>
+                <w:noProof/>
+                <w:webHidden/>
+              </w:rPr>
+              <w:fldChar w:fldCharType="begin"/>
+            </w:r>
+            <w:r>
+              <w:rPr>
+                <w:noProof/>
+                <w:webHidden/>
+              </w:rPr>
+              <w:instrText xml:space="preserve"> PAGEREF _Toc184290775 \h </w:instrText>
+            </w:r>
+            <w:r>
+              <w:rPr>
+                <w:noProof/>
+                <w:webHidden/>
+              </w:rPr>
+            </w:r>
+            <w:r>
+              <w:rPr>
+                <w:noProof/>
+                <w:webHidden/>
+              </w:rPr>
+              <w:fldChar w:fldCharType="separate"/>
+            </w:r>
+            <w:r>
+              <w:rPr>
+                <w:noProof/>
+                <w:webHidden/>
+              </w:rPr>
+              <w:t>1</w:t>
+            </w:r>
+            <w:r>
+              <w:rPr>
+                <w:noProof/>
+                <w:webHidden/>
+              </w:rPr>
+              <w:fldChar w:fldCharType="end"/>
+            </w:r>
+          </w:hyperlink>
         </w:p>
         <w:p>
           <w:pPr>
@@ -841,85 +794,119 @@
       <w:pPr>
         <w:pStyle w:val="Titolo2"/>
       </w:pPr>
-      <w:bookmarkStart w:id="2" w:name="_Toc184290776"/>
+      <w:bookmarkStart w:id="1" w:name="_Toc184290776"/>
       <w:r>
         <w:lastRenderedPageBreak/>
         <w:t>IDEA RISOLUTIVA</w:t>
       </w:r>
+      <w:bookmarkEnd w:id="1"/>
+    </w:p>
+    <w:p>
+      <w:r>
+        <w:t xml:space="preserve">L’idea risolutiva usata per questo </w:t>
+      </w:r>
+      <w:proofErr w:type="spellStart"/>
+      <w:r>
+        <w:t>challenge</w:t>
+      </w:r>
+      <w:proofErr w:type="spellEnd"/>
+      <w:r>
+        <w:t xml:space="preserve"> è la seguente:</w:t>
+      </w:r>
+    </w:p>
+    <w:p>
+      <w:r>
+        <w:t xml:space="preserve">Analizzare il codice di backup lasciato sul sito, estraendolo da </w:t>
+      </w:r>
+      <w:proofErr w:type="spellStart"/>
+      <w:r>
+        <w:t>localhost</w:t>
+      </w:r>
+      <w:proofErr w:type="spellEnd"/>
+      <w:r>
+        <w:t>/</w:t>
+      </w:r>
+      <w:proofErr w:type="spellStart"/>
+      <w:r>
+        <w:t>index.php.bak</w:t>
+      </w:r>
+      <w:proofErr w:type="spellEnd"/>
+      <w:r>
+        <w:t>, e successivamente analizzarlo e verificare dove fosse possib</w:t>
+      </w:r>
+      <w:r>
+        <w:t xml:space="preserve">ile un attacco di SQL </w:t>
+      </w:r>
+      <w:proofErr w:type="spellStart"/>
+      <w:r>
+        <w:t>injection</w:t>
+      </w:r>
+      <w:proofErr w:type="spellEnd"/>
+      <w:r>
+        <w:t>.</w:t>
+      </w:r>
+      <w:r>
+        <w:t xml:space="preserve"> </w:t>
+      </w:r>
+      <w:r>
+        <w:t>Per poter eseguire l’attacco devo controllare nel codice (disponibile grazie all’</w:t>
+      </w:r>
+      <w:proofErr w:type="spellStart"/>
+      <w:r>
+        <w:t>hint</w:t>
+      </w:r>
+      <w:proofErr w:type="spellEnd"/>
+      <w:r>
+        <w:t xml:space="preserve"> presente nella descrizione dell’esercitazione)</w:t>
+      </w:r>
+      <w:r>
+        <w:t xml:space="preserve"> dove non ci fossero </w:t>
+      </w:r>
+      <w:proofErr w:type="spellStart"/>
+      <w:r>
+        <w:t>prepared</w:t>
+      </w:r>
+      <w:proofErr w:type="spellEnd"/>
+      <w:r>
+        <w:t xml:space="preserve"> statement</w:t>
+      </w:r>
+      <w:r>
+        <w:t xml:space="preserve"> (componenti di codice specifiche per prevenire </w:t>
+      </w:r>
+      <w:proofErr w:type="spellStart"/>
+      <w:r>
+        <w:t>injection</w:t>
+      </w:r>
+      <w:proofErr w:type="spellEnd"/>
+      <w:r>
+        <w:t>)</w:t>
+      </w:r>
+      <w:r>
+        <w:t>.</w:t>
+      </w:r>
+    </w:p>
+    <w:p>
+      <w:pPr>
+        <w:pStyle w:val="Titolo2"/>
+      </w:pPr>
+      <w:bookmarkStart w:id="2" w:name="_Toc184290777"/>
+      <w:r>
+        <w:t>PASSI RISOLUTIVI</w:t>
+      </w:r>
       <w:bookmarkEnd w:id="2"/>
     </w:p>
     <w:p>
-      <w:r>
-        <w:t xml:space="preserve">L’idea risolutiva usata per questo </w:t>
-      </w:r>
-      <w:proofErr w:type="spellStart"/>
-      <w:r>
-        <w:t>challenge</w:t>
-      </w:r>
-      <w:proofErr w:type="spellEnd"/>
-      <w:r>
-        <w:t xml:space="preserve"> è la seguente:</w:t>
-      </w:r>
-    </w:p>
-    <w:p>
-      <w:r>
-        <w:t xml:space="preserve">Analizzare il codice di backup lasciato sul sito, estraendolo da </w:t>
-      </w:r>
-      <w:proofErr w:type="spellStart"/>
-      <w:r>
-        <w:t>localhost</w:t>
-      </w:r>
-      <w:proofErr w:type="spellEnd"/>
-      <w:r>
-        <w:t>/</w:t>
-      </w:r>
-      <w:proofErr w:type="spellStart"/>
-      <w:r>
-        <w:t>index.php.bak</w:t>
-      </w:r>
-      <w:proofErr w:type="spellEnd"/>
-      <w:r>
-        <w:t xml:space="preserve">, e successivamente analizzarlo e verificare dove fosse possibile un attacco di SQL </w:t>
-      </w:r>
-      <w:proofErr w:type="spellStart"/>
-      <w:r>
-        <w:t>injection</w:t>
-      </w:r>
-      <w:proofErr w:type="spellEnd"/>
-      <w:r>
-        <w:t xml:space="preserve">, di conseguenza dove non ci fossero </w:t>
-      </w:r>
-      <w:proofErr w:type="spellStart"/>
-      <w:r>
-        <w:t>prepared</w:t>
-      </w:r>
-      <w:proofErr w:type="spellEnd"/>
-      <w:r>
-        <w:t xml:space="preserve"> statement.</w:t>
-      </w:r>
-    </w:p>
-    <w:p>
-      <w:pPr>
-        <w:pStyle w:val="Titolo2"/>
-      </w:pPr>
-      <w:bookmarkStart w:id="3" w:name="_Toc184290777"/>
-      <w:r>
-        <w:t>PASSI RISOLUTIVI</w:t>
+      <w:pPr>
+        <w:pStyle w:val="Titolo3"/>
+      </w:pPr>
+      <w:r>
+        <w:tab/>
+      </w:r>
+      <w:bookmarkStart w:id="3" w:name="_Toc184290778"/>
+      <w:r>
+        <w:t>1:</w:t>
       </w:r>
       <w:bookmarkEnd w:id="3"/>
-    </w:p>
-    <w:p>
-      <w:pPr>
-        <w:pStyle w:val="Titolo3"/>
-      </w:pPr>
-      <w:r>
-        <w:tab/>
-      </w:r>
-      <w:bookmarkStart w:id="4" w:name="_Toc184290778"/>
-      <w:r>
-        <w:t>1:</w:t>
-      </w:r>
-      <w:bookmarkEnd w:id="4"/>
     </w:p>
     <w:p>
       <w:pPr>
@@ -929,13 +916,8 @@
       <w:r>
         <w:t xml:space="preserve">Ho inserito il nome del </w:t>
       </w:r>
-      <w:proofErr w:type="spellStart"/>
-      <w:r>
-        <w:t>vfile</w:t>
-      </w:r>
-      <w:proofErr w:type="spellEnd"/>
-      <w:r>
-        <w:t xml:space="preserve"> </w:t>
+      <w:r>
+        <w:t xml:space="preserve">file </w:t>
       </w:r>
       <w:proofErr w:type="spellStart"/>
       <w:r>
@@ -997,11 +979,11 @@
         <w:lastRenderedPageBreak/>
         <w:tab/>
       </w:r>
-      <w:bookmarkStart w:id="5" w:name="_Toc184290779"/>
+      <w:bookmarkStart w:id="4" w:name="_Toc184290779"/>
       <w:r>
         <w:t>2:</w:t>
       </w:r>
-      <w:bookmarkEnd w:id="5"/>
+      <w:bookmarkEnd w:id="4"/>
     </w:p>
     <w:p>
       <w:pPr>
@@ -1019,11 +1001,9 @@
       <w:r>
         <w:t xml:space="preserve"> sulla session ho creato un </w:t>
       </w:r>
-      <w:proofErr w:type="spellStart"/>
-      <w:r>
-        <w:t>accoutn</w:t>
-      </w:r>
-      <w:proofErr w:type="spellEnd"/>
+      <w:r>
+        <w:t>account</w:t>
+      </w:r>
       <w:r>
         <w:t xml:space="preserve"> con le seguenti credenziali:</w:t>
       </w:r>
@@ -1036,13 +1016,9 @@
           <w:color w:val="000000"/>
           <w:sz w:val="27"/>
           <w:szCs w:val="27"/>
-          <w:lang w:val="en-GB"/>
-        </w:rPr>
-      </w:pPr>
-      <w:r>
-        <w:rPr>
-          <w:lang w:val="en-GB"/>
-        </w:rPr>
+        </w:rPr>
+      </w:pPr>
+      <w:r>
         <w:t xml:space="preserve">username: </w:t>
       </w:r>
       <w:r>
@@ -1050,7 +1026,6 @@
           <w:color w:val="000000"/>
           <w:sz w:val="27"/>
           <w:szCs w:val="27"/>
-          <w:lang w:val="en-GB"/>
         </w:rPr>
         <w:t>' OR 1#</w:t>
       </w:r>
@@ -1063,13 +1038,9 @@
           <w:color w:val="000000"/>
           <w:sz w:val="27"/>
           <w:szCs w:val="27"/>
-          <w:lang w:val="en-GB"/>
-        </w:rPr>
-      </w:pPr>
-      <w:r>
-        <w:rPr>
-          <w:lang w:val="en-GB"/>
-        </w:rPr>
+        </w:rPr>
+      </w:pPr>
+      <w:r>
         <w:t>password:</w:t>
       </w:r>
       <w:r>
@@ -1077,7 +1048,6 @@
           <w:color w:val="000000"/>
           <w:sz w:val="27"/>
           <w:szCs w:val="27"/>
-          <w:lang w:val="en-GB"/>
         </w:rPr>
         <w:t xml:space="preserve"> </w:t>
       </w:r>
@@ -1087,7 +1057,6 @@
           <w:color w:val="000000"/>
           <w:sz w:val="27"/>
           <w:szCs w:val="27"/>
-          <w:lang w:val="en-GB"/>
         </w:rPr>
         <w:t>pwd</w:t>
       </w:r>
@@ -1167,7 +1136,18 @@
         <w:ind w:left="1416"/>
       </w:pPr>
       <w:r>
-        <w:t xml:space="preserve">Si può notare che lo username non è quello che ho inserito io in fase di registrazione e inoltre mi compaiono dati che io non ho inserito in fase di registrazione come </w:t>
+        <w:t xml:space="preserve">Si può notare che lo username non è quello che ho inserito io in fase di registrazione e inoltre mi compaiono dati che io non ho inserito in fase di </w:t>
+      </w:r>
+      <w:proofErr w:type="spellStart"/>
+      <w:r>
+        <w:t>Sign</w:t>
+      </w:r>
+      <w:proofErr w:type="spellEnd"/>
+      <w:r>
+        <w:t xml:space="preserve"> in</w:t>
+      </w:r>
+      <w:r>
+        <w:t xml:space="preserve"> come </w:t>
       </w:r>
       <w:proofErr w:type="spellStart"/>
       <w:r>
@@ -1212,12 +1192,12 @@
         <w:pStyle w:val="Titolo3"/>
         <w:ind w:firstLine="360"/>
       </w:pPr>
-      <w:bookmarkStart w:id="6" w:name="_Toc184290780"/>
+      <w:bookmarkStart w:id="5" w:name="_Toc184290780"/>
       <w:r>
         <w:lastRenderedPageBreak/>
         <w:t>3:</w:t>
       </w:r>
-      <w:bookmarkEnd w:id="6"/>
+      <w:bookmarkEnd w:id="5"/>
     </w:p>
     <w:p>
       <w:pPr>
@@ -1320,15 +1300,13 @@
         <w:t xml:space="preserve"> </w:t>
       </w:r>
       <w:r>
-        <w:t xml:space="preserve">il </w:t>
-      </w:r>
-      <w:proofErr w:type="spellStart"/>
-      <w:r>
-        <w:t>seguete</w:t>
-      </w:r>
-      <w:proofErr w:type="spellEnd"/>
-      <w:r>
-        <w:t>, ovvero ho ottenuto tutti 1 su tutte le colonne della tabella</w:t>
+        <w:t>il segue</w:t>
+      </w:r>
+      <w:r>
+        <w:t>n</w:t>
+      </w:r>
+      <w:r>
+        <w:t>te, ovvero ho ottenuto tutti 1 su tutte le colonne della tabella</w:t>
       </w:r>
       <w:r>
         <w:t xml:space="preserve"> eccetto la password che è rimasta </w:t>
@@ -1451,23 +1429,29 @@
         <w:pStyle w:val="Paragrafoelenco"/>
       </w:pPr>
     </w:p>
+    <w:p>
+      <w:pPr>
+        <w:pStyle w:val="Titolo3"/>
+        <w:rPr>
+          <w:rFonts w:asciiTheme="minorHAnsi" w:eastAsiaTheme="minorHAnsi" w:hAnsiTheme="minorHAnsi" w:cstheme="minorBidi"/>
+          <w:b w:val="0"/>
+          <w:bCs w:val="0"/>
+          <w:color w:val="auto"/>
+        </w:rPr>
+      </w:pPr>
+    </w:p>
     <w:p/>
     <w:p>
       <w:pPr>
         <w:pStyle w:val="Titolo3"/>
         <w:ind w:firstLine="708"/>
       </w:pPr>
-    </w:p>
-    <w:p>
-      <w:pPr>
-        <w:pStyle w:val="Titolo3"/>
-        <w:ind w:firstLine="708"/>
-      </w:pPr>
-      <w:bookmarkStart w:id="7" w:name="_Toc184290781"/>
-      <w:r>
+      <w:bookmarkStart w:id="6" w:name="_Toc184290781"/>
+      <w:r>
+        <w:lastRenderedPageBreak/>
         <w:t>4:</w:t>
       </w:r>
-      <w:bookmarkEnd w:id="7"/>
+      <w:bookmarkEnd w:id="6"/>
     </w:p>
     <w:p>
       <w:pPr>
@@ -1657,19 +1641,8 @@
       </w:pPr>
     </w:p>
     <w:p>
-      <w:pPr>
-        <w:pStyle w:val="Paragrafoelenco"/>
-      </w:pPr>
-    </w:p>
-    <w:p>
-      <w:pPr>
-        <w:pStyle w:val="Paragrafoelenco"/>
-      </w:pPr>
-    </w:p>
-    <w:p>
-      <w:pPr>
-        <w:pStyle w:val="Paragrafoelenco"/>
-      </w:pPr>
+      <w:bookmarkStart w:id="7" w:name="_GoBack"/>
+      <w:bookmarkEnd w:id="7"/>
     </w:p>
     <w:p>
       <w:pPr>
@@ -1678,6 +1651,7 @@
       </w:pPr>
       <w:bookmarkStart w:id="8" w:name="_Toc184290782"/>
       <w:r>
+        <w:lastRenderedPageBreak/>
         <w:t>5:</w:t>
       </w:r>
       <w:bookmarkEnd w:id="8"/>
@@ -1696,7 +1670,10 @@
       </w:r>
       <w:proofErr w:type="spellEnd"/>
       <w:r>
-        <w:t xml:space="preserve"> e: findthisoneifyouc4n! e ho eseguito il login con:</w:t>
+        <w:t xml:space="preserve"> è</w:t>
+      </w:r>
+      <w:r>
+        <w:t>: findthisoneifyouc4n! e ho eseguito il login con:</w:t>
       </w:r>
     </w:p>
     <w:p>
@@ -1735,6 +1712,10 @@
         <w:pStyle w:val="Paragrafoelenco"/>
       </w:pPr>
       <w:r>
+        <w:rPr>
+          <w:noProof/>
+          <w:lang w:eastAsia="it-IT"/>
+        </w:rPr>
         <w:drawing>
           <wp:inline distT="0" distB="0" distL="0" distR="0" wp14:anchorId="36D8759B" wp14:editId="79F3B610">
             <wp:extent cx="6120130" cy="4680930"/>
@@ -1816,7 +1797,7 @@
         <w:rPr>
           <w:rFonts w:ascii="Consolas" w:hAnsi="Consolas"/>
           <w:color w:val="D4D4D4"/>
-          <w:sz w:val="21"/>
+          <w:sz w:val="18"/>
           <w:szCs w:val="21"/>
           <w:lang w:val="en-GB"/>
         </w:rPr>
@@ -1825,7 +1806,7 @@
         <w:rPr>
           <w:rFonts w:ascii="Consolas" w:hAnsi="Consolas"/>
           <w:color w:val="C586C0"/>
-          <w:sz w:val="21"/>
+          <w:sz w:val="18"/>
           <w:szCs w:val="21"/>
           <w:lang w:val="en-GB"/>
         </w:rPr>
@@ -1835,7 +1816,7 @@
         <w:rPr>
           <w:rFonts w:ascii="Consolas" w:hAnsi="Consolas"/>
           <w:color w:val="D4D4D4"/>
-          <w:sz w:val="21"/>
+          <w:sz w:val="18"/>
           <w:szCs w:val="21"/>
           <w:lang w:val="en-GB"/>
         </w:rPr>
@@ -1845,7 +1826,7 @@
         <w:rPr>
           <w:rFonts w:ascii="Consolas" w:hAnsi="Consolas"/>
           <w:color w:val="9CDCFE"/>
-          <w:sz w:val="21"/>
+          <w:sz w:val="18"/>
           <w:szCs w:val="21"/>
           <w:lang w:val="en-GB"/>
         </w:rPr>
@@ -1855,7 +1836,7 @@
         <w:rPr>
           <w:rFonts w:ascii="Consolas" w:hAnsi="Consolas"/>
           <w:color w:val="D4D4D4"/>
-          <w:sz w:val="21"/>
+          <w:sz w:val="18"/>
           <w:szCs w:val="21"/>
           <w:lang w:val="en-GB"/>
         </w:rPr>
@@ -1865,7 +1846,7 @@
         <w:rPr>
           <w:rFonts w:ascii="Consolas" w:hAnsi="Consolas"/>
           <w:color w:val="CE9178"/>
-          <w:sz w:val="21"/>
+          <w:sz w:val="18"/>
           <w:szCs w:val="21"/>
           <w:lang w:val="en-GB"/>
         </w:rPr>
@@ -1875,7 +1856,7 @@
         <w:rPr>
           <w:rFonts w:ascii="Consolas" w:hAnsi="Consolas"/>
           <w:color w:val="D4D4D4"/>
-          <w:sz w:val="21"/>
+          <w:sz w:val="18"/>
           <w:szCs w:val="21"/>
           <w:lang w:val="en-GB"/>
         </w:rPr>
@@ -1889,16 +1870,16 @@
         <w:rPr>
           <w:rFonts w:ascii="Consolas" w:hAnsi="Consolas"/>
           <w:color w:val="D4D4D4"/>
-          <w:sz w:val="21"/>
-          <w:szCs w:val="21"/>
-          <w:lang w:val="en-GB"/>
-        </w:rPr>
-      </w:pPr>
-      <w:r>
-        <w:rPr>
-          <w:rFonts w:ascii="Consolas" w:hAnsi="Consolas"/>
-          <w:color w:val="D4D4D4"/>
-          <w:sz w:val="21"/>
+          <w:sz w:val="18"/>
+          <w:szCs w:val="21"/>
+          <w:lang w:val="en-GB"/>
+        </w:rPr>
+      </w:pPr>
+      <w:r>
+        <w:rPr>
+          <w:rFonts w:ascii="Consolas" w:hAnsi="Consolas"/>
+          <w:color w:val="D4D4D4"/>
+          <w:sz w:val="18"/>
           <w:szCs w:val="21"/>
           <w:lang w:val="en-GB"/>
         </w:rPr>
@@ -1909,7 +1890,7 @@
         <w:rPr>
           <w:rFonts w:ascii="Consolas" w:hAnsi="Consolas"/>
           <w:color w:val="C586C0"/>
-          <w:sz w:val="21"/>
+          <w:sz w:val="18"/>
           <w:szCs w:val="21"/>
           <w:lang w:val="en-GB"/>
         </w:rPr>
@@ -1920,7 +1901,7 @@
         <w:rPr>
           <w:rFonts w:ascii="Consolas" w:hAnsi="Consolas"/>
           <w:color w:val="D4D4D4"/>
-          <w:sz w:val="21"/>
+          <w:sz w:val="18"/>
           <w:szCs w:val="21"/>
           <w:lang w:val="en-GB"/>
         </w:rPr>
@@ -1930,7 +1911,7 @@
         <w:rPr>
           <w:rFonts w:ascii="Consolas" w:hAnsi="Consolas"/>
           <w:color w:val="CE9178"/>
-          <w:sz w:val="21"/>
+          <w:sz w:val="18"/>
           <w:szCs w:val="21"/>
           <w:lang w:val="en-GB"/>
         </w:rPr>
@@ -1941,7 +1922,7 @@
         <w:rPr>
           <w:rFonts w:ascii="Consolas" w:hAnsi="Consolas"/>
           <w:color w:val="CE9178"/>
-          <w:sz w:val="21"/>
+          <w:sz w:val="18"/>
           <w:szCs w:val="21"/>
           <w:lang w:val="en-GB"/>
         </w:rPr>
@@ -1952,7 +1933,7 @@
         <w:rPr>
           <w:rFonts w:ascii="Consolas" w:hAnsi="Consolas"/>
           <w:color w:val="CE9178"/>
-          <w:sz w:val="21"/>
+          <w:sz w:val="18"/>
           <w:szCs w:val="21"/>
           <w:lang w:val="en-GB"/>
         </w:rPr>
@@ -1962,7 +1943,7 @@
         <w:rPr>
           <w:rFonts w:ascii="Consolas" w:hAnsi="Consolas"/>
           <w:color w:val="D4D4D4"/>
-          <w:sz w:val="21"/>
+          <w:sz w:val="18"/>
           <w:szCs w:val="21"/>
           <w:lang w:val="en-GB"/>
         </w:rPr>
@@ -1976,16 +1957,16 @@
         <w:rPr>
           <w:rFonts w:ascii="Consolas" w:hAnsi="Consolas"/>
           <w:color w:val="D4D4D4"/>
-          <w:sz w:val="21"/>
-          <w:szCs w:val="21"/>
-          <w:lang w:val="en-GB"/>
-        </w:rPr>
-      </w:pPr>
-      <w:r>
-        <w:rPr>
-          <w:rFonts w:ascii="Consolas" w:hAnsi="Consolas"/>
-          <w:color w:val="D4D4D4"/>
-          <w:sz w:val="21"/>
+          <w:sz w:val="18"/>
+          <w:szCs w:val="21"/>
+          <w:lang w:val="en-GB"/>
+        </w:rPr>
+      </w:pPr>
+      <w:r>
+        <w:rPr>
+          <w:rFonts w:ascii="Consolas" w:hAnsi="Consolas"/>
+          <w:color w:val="D4D4D4"/>
+          <w:sz w:val="18"/>
           <w:szCs w:val="21"/>
           <w:lang w:val="en-GB"/>
         </w:rPr>
@@ -1995,7 +1976,7 @@
         <w:rPr>
           <w:rFonts w:ascii="Consolas" w:hAnsi="Consolas"/>
           <w:color w:val="6A9955"/>
-          <w:sz w:val="21"/>
+          <w:sz w:val="18"/>
           <w:szCs w:val="21"/>
           <w:lang w:val="en-GB"/>
         </w:rPr>
@@ -2009,16 +1990,16 @@
         <w:rPr>
           <w:rFonts w:ascii="Consolas" w:hAnsi="Consolas"/>
           <w:color w:val="D4D4D4"/>
-          <w:sz w:val="21"/>
-          <w:szCs w:val="21"/>
-          <w:lang w:val="en-GB"/>
-        </w:rPr>
-      </w:pPr>
-      <w:r>
-        <w:rPr>
-          <w:rFonts w:ascii="Consolas" w:hAnsi="Consolas"/>
-          <w:color w:val="D4D4D4"/>
-          <w:sz w:val="21"/>
+          <w:sz w:val="18"/>
+          <w:szCs w:val="21"/>
+          <w:lang w:val="en-GB"/>
+        </w:rPr>
+      </w:pPr>
+      <w:r>
+        <w:rPr>
+          <w:rFonts w:ascii="Consolas" w:hAnsi="Consolas"/>
+          <w:color w:val="D4D4D4"/>
+          <w:sz w:val="18"/>
           <w:szCs w:val="21"/>
           <w:lang w:val="en-GB"/>
         </w:rPr>
@@ -2028,7 +2009,7 @@
         <w:rPr>
           <w:rFonts w:ascii="Consolas" w:hAnsi="Consolas"/>
           <w:color w:val="C586C0"/>
-          <w:sz w:val="21"/>
+          <w:sz w:val="18"/>
           <w:szCs w:val="21"/>
           <w:lang w:val="en-GB"/>
         </w:rPr>
@@ -2038,7 +2019,7 @@
         <w:rPr>
           <w:rFonts w:ascii="Consolas" w:hAnsi="Consolas"/>
           <w:color w:val="D4D4D4"/>
-          <w:sz w:val="21"/>
+          <w:sz w:val="18"/>
           <w:szCs w:val="21"/>
           <w:lang w:val="en-GB"/>
         </w:rPr>
@@ -2049,7 +2030,7 @@
         <w:rPr>
           <w:rFonts w:ascii="Consolas" w:hAnsi="Consolas"/>
           <w:color w:val="DCDCAA"/>
-          <w:sz w:val="21"/>
+          <w:sz w:val="18"/>
           <w:szCs w:val="21"/>
           <w:lang w:val="en-GB"/>
         </w:rPr>
@@ -2060,7 +2041,7 @@
         <w:rPr>
           <w:rFonts w:ascii="Consolas" w:hAnsi="Consolas"/>
           <w:color w:val="D4D4D4"/>
-          <w:sz w:val="21"/>
+          <w:sz w:val="18"/>
           <w:szCs w:val="21"/>
           <w:lang w:val="en-GB"/>
         </w:rPr>
@@ -2070,7 +2051,7 @@
         <w:rPr>
           <w:rFonts w:ascii="Consolas" w:hAnsi="Consolas"/>
           <w:color w:val="9CDCFE"/>
-          <w:sz w:val="21"/>
+          <w:sz w:val="18"/>
           <w:szCs w:val="21"/>
           <w:lang w:val="en-GB"/>
         </w:rPr>
@@ -2080,7 +2061,7 @@
         <w:rPr>
           <w:rFonts w:ascii="Consolas" w:hAnsi="Consolas"/>
           <w:color w:val="D4D4D4"/>
-          <w:sz w:val="21"/>
+          <w:sz w:val="18"/>
           <w:szCs w:val="21"/>
           <w:lang w:val="en-GB"/>
         </w:rPr>
@@ -2090,7 +2071,7 @@
         <w:rPr>
           <w:rFonts w:ascii="Consolas" w:hAnsi="Consolas"/>
           <w:color w:val="CE9178"/>
-          <w:sz w:val="21"/>
+          <w:sz w:val="18"/>
           <w:szCs w:val="21"/>
           <w:lang w:val="en-GB"/>
         </w:rPr>
@@ -2101,7 +2082,7 @@
         <w:rPr>
           <w:rFonts w:ascii="Consolas" w:hAnsi="Consolas"/>
           <w:color w:val="CE9178"/>
-          <w:sz w:val="21"/>
+          <w:sz w:val="18"/>
           <w:szCs w:val="21"/>
           <w:lang w:val="en-GB"/>
         </w:rPr>
@@ -2112,7 +2093,7 @@
         <w:rPr>
           <w:rFonts w:ascii="Consolas" w:hAnsi="Consolas"/>
           <w:color w:val="CE9178"/>
-          <w:sz w:val="21"/>
+          <w:sz w:val="18"/>
           <w:szCs w:val="21"/>
           <w:lang w:val="en-GB"/>
         </w:rPr>
@@ -2122,7 +2103,7 @@
         <w:rPr>
           <w:rFonts w:ascii="Consolas" w:hAnsi="Consolas"/>
           <w:color w:val="D4D4D4"/>
-          <w:sz w:val="21"/>
+          <w:sz w:val="18"/>
           <w:szCs w:val="21"/>
           <w:lang w:val="en-GB"/>
         </w:rPr>
@@ -2136,16 +2117,16 @@
         <w:rPr>
           <w:rFonts w:ascii="Consolas" w:hAnsi="Consolas"/>
           <w:color w:val="D4D4D4"/>
-          <w:sz w:val="21"/>
-          <w:szCs w:val="21"/>
-          <w:lang w:val="en-GB"/>
-        </w:rPr>
-      </w:pPr>
-      <w:r>
-        <w:rPr>
-          <w:rFonts w:ascii="Consolas" w:hAnsi="Consolas"/>
-          <w:color w:val="D4D4D4"/>
-          <w:sz w:val="21"/>
+          <w:sz w:val="18"/>
+          <w:szCs w:val="21"/>
+          <w:lang w:val="en-GB"/>
+        </w:rPr>
+      </w:pPr>
+      <w:r>
+        <w:rPr>
+          <w:rFonts w:ascii="Consolas" w:hAnsi="Consolas"/>
+          <w:color w:val="D4D4D4"/>
+          <w:sz w:val="18"/>
           <w:szCs w:val="21"/>
           <w:lang w:val="en-GB"/>
         </w:rPr>
@@ -2155,7 +2136,7 @@
         <w:rPr>
           <w:rFonts w:ascii="Consolas" w:hAnsi="Consolas"/>
           <w:color w:val="6A9955"/>
-          <w:sz w:val="21"/>
+          <w:sz w:val="18"/>
           <w:szCs w:val="21"/>
           <w:lang w:val="en-GB"/>
         </w:rPr>
@@ -2169,16 +2150,16 @@
         <w:rPr>
           <w:rFonts w:ascii="Consolas" w:hAnsi="Consolas"/>
           <w:color w:val="D4D4D4"/>
-          <w:sz w:val="21"/>
-          <w:szCs w:val="21"/>
-          <w:lang w:val="en-GB"/>
-        </w:rPr>
-      </w:pPr>
-      <w:r>
-        <w:rPr>
-          <w:rFonts w:ascii="Consolas" w:hAnsi="Consolas"/>
-          <w:color w:val="D4D4D4"/>
-          <w:sz w:val="21"/>
+          <w:sz w:val="18"/>
+          <w:szCs w:val="21"/>
+          <w:lang w:val="en-GB"/>
+        </w:rPr>
+      </w:pPr>
+      <w:r>
+        <w:rPr>
+          <w:rFonts w:ascii="Consolas" w:hAnsi="Consolas"/>
+          <w:color w:val="D4D4D4"/>
+          <w:sz w:val="18"/>
           <w:szCs w:val="21"/>
           <w:lang w:val="en-GB"/>
         </w:rPr>
@@ -2188,7 +2169,7 @@
         <w:rPr>
           <w:rFonts w:ascii="Consolas" w:hAnsi="Consolas"/>
           <w:color w:val="6A9955"/>
-          <w:sz w:val="21"/>
+          <w:sz w:val="18"/>
           <w:szCs w:val="21"/>
           <w:lang w:val="en-GB"/>
         </w:rPr>
@@ -2202,16 +2183,16 @@
         <w:rPr>
           <w:rFonts w:ascii="Consolas" w:hAnsi="Consolas"/>
           <w:color w:val="D4D4D4"/>
-          <w:sz w:val="21"/>
-          <w:szCs w:val="21"/>
-          <w:lang w:val="en-GB"/>
-        </w:rPr>
-      </w:pPr>
-      <w:r>
-        <w:rPr>
-          <w:rFonts w:ascii="Consolas" w:hAnsi="Consolas"/>
-          <w:color w:val="D4D4D4"/>
-          <w:sz w:val="21"/>
+          <w:sz w:val="18"/>
+          <w:szCs w:val="21"/>
+          <w:lang w:val="en-GB"/>
+        </w:rPr>
+      </w:pPr>
+      <w:r>
+        <w:rPr>
+          <w:rFonts w:ascii="Consolas" w:hAnsi="Consolas"/>
+          <w:color w:val="D4D4D4"/>
+          <w:sz w:val="18"/>
           <w:szCs w:val="21"/>
           <w:lang w:val="en-GB"/>
         </w:rPr>
@@ -2221,7 +2202,7 @@
         <w:rPr>
           <w:rFonts w:ascii="Consolas" w:hAnsi="Consolas"/>
           <w:color w:val="6A9955"/>
-          <w:sz w:val="21"/>
+          <w:sz w:val="18"/>
           <w:szCs w:val="21"/>
           <w:lang w:val="en-GB"/>
         </w:rPr>
@@ -2235,16 +2216,16 @@
         <w:rPr>
           <w:rFonts w:ascii="Consolas" w:hAnsi="Consolas"/>
           <w:color w:val="D4D4D4"/>
-          <w:sz w:val="21"/>
-          <w:szCs w:val="21"/>
-          <w:lang w:val="en-GB"/>
-        </w:rPr>
-      </w:pPr>
-      <w:r>
-        <w:rPr>
-          <w:rFonts w:ascii="Consolas" w:hAnsi="Consolas"/>
-          <w:color w:val="D4D4D4"/>
-          <w:sz w:val="21"/>
+          <w:sz w:val="18"/>
+          <w:szCs w:val="21"/>
+          <w:lang w:val="en-GB"/>
+        </w:rPr>
+      </w:pPr>
+      <w:r>
+        <w:rPr>
+          <w:rFonts w:ascii="Consolas" w:hAnsi="Consolas"/>
+          <w:color w:val="D4D4D4"/>
+          <w:sz w:val="18"/>
           <w:szCs w:val="21"/>
           <w:lang w:val="en-GB"/>
         </w:rPr>
@@ -2254,7 +2235,7 @@
         <w:rPr>
           <w:rFonts w:ascii="Consolas" w:hAnsi="Consolas"/>
           <w:color w:val="6A9955"/>
-          <w:sz w:val="21"/>
+          <w:sz w:val="18"/>
           <w:szCs w:val="21"/>
           <w:lang w:val="en-GB"/>
         </w:rPr>
@@ -2268,16 +2249,16 @@
         <w:rPr>
           <w:rFonts w:ascii="Consolas" w:hAnsi="Consolas"/>
           <w:color w:val="D4D4D4"/>
-          <w:sz w:val="21"/>
-          <w:szCs w:val="21"/>
-          <w:lang w:val="en-GB"/>
-        </w:rPr>
-      </w:pPr>
-      <w:r>
-        <w:rPr>
-          <w:rFonts w:ascii="Consolas" w:hAnsi="Consolas"/>
-          <w:color w:val="D4D4D4"/>
-          <w:sz w:val="21"/>
+          <w:sz w:val="18"/>
+          <w:szCs w:val="21"/>
+          <w:lang w:val="en-GB"/>
+        </w:rPr>
+      </w:pPr>
+      <w:r>
+        <w:rPr>
+          <w:rFonts w:ascii="Consolas" w:hAnsi="Consolas"/>
+          <w:color w:val="D4D4D4"/>
+          <w:sz w:val="18"/>
           <w:szCs w:val="21"/>
           <w:lang w:val="en-GB"/>
         </w:rPr>
@@ -2287,7 +2268,7 @@
         <w:rPr>
           <w:rFonts w:ascii="Consolas" w:hAnsi="Consolas"/>
           <w:color w:val="DCDCAA"/>
-          <w:sz w:val="21"/>
+          <w:sz w:val="18"/>
           <w:szCs w:val="21"/>
           <w:lang w:val="en-GB"/>
         </w:rPr>
@@ -2297,7 +2278,7 @@
         <w:rPr>
           <w:rFonts w:ascii="Consolas" w:hAnsi="Consolas"/>
           <w:color w:val="D4D4D4"/>
-          <w:sz w:val="21"/>
+          <w:sz w:val="18"/>
           <w:szCs w:val="21"/>
           <w:lang w:val="en-GB"/>
         </w:rPr>
@@ -2307,7 +2288,7 @@
         <w:rPr>
           <w:rFonts w:ascii="Consolas" w:hAnsi="Consolas"/>
           <w:color w:val="CE9178"/>
-          <w:sz w:val="21"/>
+          <w:sz w:val="18"/>
           <w:szCs w:val="21"/>
           <w:lang w:val="en-GB"/>
         </w:rPr>
@@ -2317,7 +2298,7 @@
         <w:rPr>
           <w:rFonts w:ascii="Consolas" w:hAnsi="Consolas"/>
           <w:color w:val="D4D4D4"/>
-          <w:sz w:val="21"/>
+          <w:sz w:val="18"/>
           <w:szCs w:val="21"/>
           <w:lang w:val="en-GB"/>
         </w:rPr>
@@ -2331,16 +2312,16 @@
         <w:rPr>
           <w:rFonts w:ascii="Consolas" w:hAnsi="Consolas"/>
           <w:color w:val="D4D4D4"/>
-          <w:sz w:val="21"/>
-          <w:szCs w:val="21"/>
-          <w:lang w:val="en-GB"/>
-        </w:rPr>
-      </w:pPr>
-      <w:r>
-        <w:rPr>
-          <w:rFonts w:ascii="Consolas" w:hAnsi="Consolas"/>
-          <w:color w:val="D4D4D4"/>
-          <w:sz w:val="21"/>
+          <w:sz w:val="18"/>
+          <w:szCs w:val="21"/>
+          <w:lang w:val="en-GB"/>
+        </w:rPr>
+      </w:pPr>
+      <w:r>
+        <w:rPr>
+          <w:rFonts w:ascii="Consolas" w:hAnsi="Consolas"/>
+          <w:color w:val="D4D4D4"/>
+          <w:sz w:val="18"/>
           <w:szCs w:val="21"/>
           <w:lang w:val="en-GB"/>
         </w:rPr>
@@ -2350,7 +2331,7 @@
         <w:rPr>
           <w:rFonts w:ascii="Consolas" w:hAnsi="Consolas"/>
           <w:color w:val="9CDCFE"/>
-          <w:sz w:val="21"/>
+          <w:sz w:val="18"/>
           <w:szCs w:val="21"/>
           <w:lang w:val="en-GB"/>
         </w:rPr>
@@ -2360,7 +2341,7 @@
         <w:rPr>
           <w:rFonts w:ascii="Consolas" w:hAnsi="Consolas"/>
           <w:color w:val="D4D4D4"/>
-          <w:sz w:val="21"/>
+          <w:sz w:val="18"/>
           <w:szCs w:val="21"/>
           <w:lang w:val="en-GB"/>
         </w:rPr>
@@ -2370,7 +2351,7 @@
         <w:rPr>
           <w:rFonts w:ascii="Consolas" w:hAnsi="Consolas"/>
           <w:color w:val="CE9178"/>
-          <w:sz w:val="21"/>
+          <w:sz w:val="18"/>
           <w:szCs w:val="21"/>
           <w:lang w:val="en-GB"/>
         </w:rPr>
@@ -2380,7 +2361,7 @@
         <w:rPr>
           <w:rFonts w:ascii="Consolas" w:hAnsi="Consolas"/>
           <w:color w:val="569CD6"/>
-          <w:sz w:val="21"/>
+          <w:sz w:val="18"/>
           <w:szCs w:val="21"/>
           <w:lang w:val="en-GB"/>
         </w:rPr>
@@ -2390,7 +2371,7 @@
         <w:rPr>
           <w:rFonts w:ascii="Consolas" w:hAnsi="Consolas"/>
           <w:color w:val="CE9178"/>
-          <w:sz w:val="21"/>
+          <w:sz w:val="18"/>
           <w:szCs w:val="21"/>
           <w:lang w:val="en-GB"/>
         </w:rPr>
@@ -2400,7 +2381,7 @@
         <w:rPr>
           <w:rFonts w:ascii="Consolas" w:hAnsi="Consolas"/>
           <w:color w:val="D4D4D4"/>
-          <w:sz w:val="21"/>
+          <w:sz w:val="18"/>
           <w:szCs w:val="21"/>
           <w:lang w:val="en-GB"/>
         </w:rPr>
@@ -2410,7 +2391,7 @@
         <w:rPr>
           <w:rFonts w:ascii="Consolas" w:hAnsi="Consolas"/>
           <w:color w:val="CE9178"/>
-          <w:sz w:val="21"/>
+          <w:sz w:val="18"/>
           <w:szCs w:val="21"/>
           <w:lang w:val="en-GB"/>
         </w:rPr>
@@ -2420,7 +2401,7 @@
         <w:rPr>
           <w:rFonts w:ascii="Consolas" w:hAnsi="Consolas"/>
           <w:color w:val="569CD6"/>
-          <w:sz w:val="21"/>
+          <w:sz w:val="18"/>
           <w:szCs w:val="21"/>
           <w:lang w:val="en-GB"/>
         </w:rPr>
@@ -2430,7 +2411,7 @@
         <w:rPr>
           <w:rFonts w:ascii="Consolas" w:hAnsi="Consolas"/>
           <w:color w:val="CE9178"/>
-          <w:sz w:val="21"/>
+          <w:sz w:val="18"/>
           <w:szCs w:val="21"/>
           <w:lang w:val="en-GB"/>
         </w:rPr>
@@ -2441,7 +2422,7 @@
         <w:rPr>
           <w:rFonts w:ascii="Consolas" w:hAnsi="Consolas"/>
           <w:color w:val="CE9178"/>
-          <w:sz w:val="21"/>
+          <w:sz w:val="18"/>
           <w:szCs w:val="21"/>
           <w:lang w:val="en-GB"/>
         </w:rPr>
@@ -2452,7 +2433,7 @@
         <w:rPr>
           <w:rFonts w:ascii="Consolas" w:hAnsi="Consolas"/>
           <w:color w:val="CE9178"/>
-          <w:sz w:val="21"/>
+          <w:sz w:val="18"/>
           <w:szCs w:val="21"/>
           <w:lang w:val="en-GB"/>
         </w:rPr>
@@ -2462,7 +2443,7 @@
         <w:rPr>
           <w:rFonts w:ascii="Consolas" w:hAnsi="Consolas"/>
           <w:color w:val="569CD6"/>
-          <w:sz w:val="21"/>
+          <w:sz w:val="18"/>
           <w:szCs w:val="21"/>
           <w:lang w:val="en-GB"/>
         </w:rPr>
@@ -2472,7 +2453,7 @@
         <w:rPr>
           <w:rFonts w:ascii="Consolas" w:hAnsi="Consolas"/>
           <w:color w:val="CE9178"/>
-          <w:sz w:val="21"/>
+          <w:sz w:val="18"/>
           <w:szCs w:val="21"/>
           <w:lang w:val="en-GB"/>
         </w:rPr>
@@ -2482,7 +2463,7 @@
         <w:rPr>
           <w:rFonts w:ascii="Consolas" w:hAnsi="Consolas"/>
           <w:color w:val="D4D4D4"/>
-          <w:sz w:val="21"/>
+          <w:sz w:val="18"/>
           <w:szCs w:val="21"/>
           <w:lang w:val="en-GB"/>
         </w:rPr>
@@ -2492,7 +2473,7 @@
         <w:rPr>
           <w:rFonts w:ascii="Consolas" w:hAnsi="Consolas"/>
           <w:color w:val="CE9178"/>
-          <w:sz w:val="21"/>
+          <w:sz w:val="18"/>
           <w:szCs w:val="21"/>
           <w:lang w:val="en-GB"/>
         </w:rPr>
@@ -2502,7 +2483,7 @@
         <w:rPr>
           <w:rFonts w:ascii="Consolas" w:hAnsi="Consolas"/>
           <w:color w:val="D4D4D4"/>
-          <w:sz w:val="21"/>
+          <w:sz w:val="18"/>
           <w:szCs w:val="21"/>
           <w:lang w:val="en-GB"/>
         </w:rPr>
@@ -2512,7 +2493,7 @@
         <w:rPr>
           <w:rFonts w:ascii="Consolas" w:hAnsi="Consolas"/>
           <w:color w:val="9CDCFE"/>
-          <w:sz w:val="21"/>
+          <w:sz w:val="18"/>
           <w:szCs w:val="21"/>
           <w:lang w:val="en-GB"/>
         </w:rPr>
@@ -2522,7 +2503,7 @@
         <w:rPr>
           <w:rFonts w:ascii="Consolas" w:hAnsi="Consolas"/>
           <w:color w:val="D4D4D4"/>
-          <w:sz w:val="21"/>
+          <w:sz w:val="18"/>
           <w:szCs w:val="21"/>
           <w:lang w:val="en-GB"/>
         </w:rPr>
@@ -2532,7 +2513,7 @@
         <w:rPr>
           <w:rFonts w:ascii="Consolas" w:hAnsi="Consolas"/>
           <w:color w:val="CE9178"/>
-          <w:sz w:val="21"/>
+          <w:sz w:val="18"/>
           <w:szCs w:val="21"/>
           <w:lang w:val="en-GB"/>
         </w:rPr>
@@ -2542,7 +2523,7 @@
         <w:rPr>
           <w:rFonts w:ascii="Consolas" w:hAnsi="Consolas"/>
           <w:color w:val="D4D4D4"/>
-          <w:sz w:val="21"/>
+          <w:sz w:val="18"/>
           <w:szCs w:val="21"/>
           <w:lang w:val="en-GB"/>
         </w:rPr>
@@ -2552,7 +2533,7 @@
         <w:rPr>
           <w:rFonts w:ascii="Consolas" w:hAnsi="Consolas"/>
           <w:color w:val="CE9178"/>
-          <w:sz w:val="21"/>
+          <w:sz w:val="18"/>
           <w:szCs w:val="21"/>
           <w:lang w:val="en-GB"/>
         </w:rPr>
@@ -2562,7 +2543,7 @@
         <w:rPr>
           <w:rFonts w:ascii="Consolas" w:hAnsi="Consolas"/>
           <w:color w:val="D4D4D4"/>
-          <w:sz w:val="21"/>
+          <w:sz w:val="18"/>
           <w:szCs w:val="21"/>
           <w:lang w:val="en-GB"/>
         </w:rPr>
@@ -2576,16 +2557,16 @@
         <w:rPr>
           <w:rFonts w:ascii="Consolas" w:hAnsi="Consolas"/>
           <w:color w:val="D4D4D4"/>
-          <w:sz w:val="21"/>
-          <w:szCs w:val="21"/>
-          <w:lang w:val="en-GB"/>
-        </w:rPr>
-      </w:pPr>
-      <w:r>
-        <w:rPr>
-          <w:rFonts w:ascii="Consolas" w:hAnsi="Consolas"/>
-          <w:color w:val="D4D4D4"/>
-          <w:sz w:val="21"/>
+          <w:sz w:val="18"/>
+          <w:szCs w:val="21"/>
+          <w:lang w:val="en-GB"/>
+        </w:rPr>
+      </w:pPr>
+      <w:r>
+        <w:rPr>
+          <w:rFonts w:ascii="Consolas" w:hAnsi="Consolas"/>
+          <w:color w:val="D4D4D4"/>
+          <w:sz w:val="18"/>
           <w:szCs w:val="21"/>
           <w:lang w:val="en-GB"/>
         </w:rPr>
@@ -2595,7 +2576,7 @@
         <w:rPr>
           <w:rFonts w:ascii="Consolas" w:hAnsi="Consolas"/>
           <w:color w:val="9CDCFE"/>
-          <w:sz w:val="21"/>
+          <w:sz w:val="18"/>
           <w:szCs w:val="21"/>
           <w:lang w:val="en-GB"/>
         </w:rPr>
@@ -2605,7 +2586,7 @@
         <w:rPr>
           <w:rFonts w:ascii="Consolas" w:hAnsi="Consolas"/>
           <w:color w:val="D4D4D4"/>
-          <w:sz w:val="21"/>
+          <w:sz w:val="18"/>
           <w:szCs w:val="21"/>
           <w:lang w:val="en-GB"/>
         </w:rPr>
@@ -2615,7 +2596,7 @@
         <w:rPr>
           <w:rFonts w:ascii="Consolas" w:hAnsi="Consolas"/>
           <w:color w:val="9CDCFE"/>
-          <w:sz w:val="21"/>
+          <w:sz w:val="18"/>
           <w:szCs w:val="21"/>
           <w:lang w:val="en-GB"/>
         </w:rPr>
@@ -2625,7 +2606,7 @@
         <w:rPr>
           <w:rFonts w:ascii="Consolas" w:hAnsi="Consolas"/>
           <w:color w:val="D4D4D4"/>
-          <w:sz w:val="21"/>
+          <w:sz w:val="18"/>
           <w:szCs w:val="21"/>
           <w:lang w:val="en-GB"/>
         </w:rPr>
@@ -2635,7 +2616,7 @@
         <w:rPr>
           <w:rFonts w:ascii="Consolas" w:hAnsi="Consolas"/>
           <w:color w:val="DCDCAA"/>
-          <w:sz w:val="21"/>
+          <w:sz w:val="18"/>
           <w:szCs w:val="21"/>
           <w:lang w:val="en-GB"/>
         </w:rPr>
@@ -2645,7 +2626,7 @@
         <w:rPr>
           <w:rFonts w:ascii="Consolas" w:hAnsi="Consolas"/>
           <w:color w:val="D4D4D4"/>
-          <w:sz w:val="21"/>
+          <w:sz w:val="18"/>
           <w:szCs w:val="21"/>
           <w:lang w:val="en-GB"/>
         </w:rPr>
@@ -2655,7 +2636,7 @@
         <w:rPr>
           <w:rFonts w:ascii="Consolas" w:hAnsi="Consolas"/>
           <w:color w:val="9CDCFE"/>
-          <w:sz w:val="21"/>
+          <w:sz w:val="18"/>
           <w:szCs w:val="21"/>
           <w:lang w:val="en-GB"/>
         </w:rPr>
@@ -2665,7 +2646,7 @@
         <w:rPr>
           <w:rFonts w:ascii="Consolas" w:hAnsi="Consolas"/>
           <w:color w:val="D4D4D4"/>
-          <w:sz w:val="21"/>
+          <w:sz w:val="18"/>
           <w:szCs w:val="21"/>
           <w:lang w:val="en-GB"/>
         </w:rPr>
@@ -2679,16 +2660,16 @@
         <w:rPr>
           <w:rFonts w:ascii="Consolas" w:hAnsi="Consolas"/>
           <w:color w:val="D4D4D4"/>
-          <w:sz w:val="21"/>
-          <w:szCs w:val="21"/>
-          <w:lang w:val="en-GB"/>
-        </w:rPr>
-      </w:pPr>
-      <w:r>
-        <w:rPr>
-          <w:rFonts w:ascii="Consolas" w:hAnsi="Consolas"/>
-          <w:color w:val="D4D4D4"/>
-          <w:sz w:val="21"/>
+          <w:sz w:val="18"/>
+          <w:szCs w:val="21"/>
+          <w:lang w:val="en-GB"/>
+        </w:rPr>
+      </w:pPr>
+      <w:r>
+        <w:rPr>
+          <w:rFonts w:ascii="Consolas" w:hAnsi="Consolas"/>
+          <w:color w:val="D4D4D4"/>
+          <w:sz w:val="18"/>
           <w:szCs w:val="21"/>
           <w:lang w:val="en-GB"/>
         </w:rPr>
@@ -2698,7 +2679,7 @@
         <w:rPr>
           <w:rFonts w:ascii="Consolas" w:hAnsi="Consolas"/>
           <w:color w:val="C586C0"/>
-          <w:sz w:val="21"/>
+          <w:sz w:val="18"/>
           <w:szCs w:val="21"/>
           <w:lang w:val="en-GB"/>
         </w:rPr>
@@ -2708,7 +2689,7 @@
         <w:rPr>
           <w:rFonts w:ascii="Consolas" w:hAnsi="Consolas"/>
           <w:color w:val="D4D4D4"/>
-          <w:sz w:val="21"/>
+          <w:sz w:val="18"/>
           <w:szCs w:val="21"/>
           <w:lang w:val="en-GB"/>
         </w:rPr>
@@ -2718,7 +2699,7 @@
         <w:rPr>
           <w:rFonts w:ascii="Consolas" w:hAnsi="Consolas"/>
           <w:color w:val="9CDCFE"/>
-          <w:sz w:val="21"/>
+          <w:sz w:val="18"/>
           <w:szCs w:val="21"/>
           <w:lang w:val="en-GB"/>
         </w:rPr>
@@ -2728,7 +2709,7 @@
         <w:rPr>
           <w:rFonts w:ascii="Consolas" w:hAnsi="Consolas"/>
           <w:color w:val="D4D4D4"/>
-          <w:sz w:val="21"/>
+          <w:sz w:val="18"/>
           <w:szCs w:val="21"/>
           <w:lang w:val="en-GB"/>
         </w:rPr>
@@ -2742,16 +2723,16 @@
         <w:rPr>
           <w:rFonts w:ascii="Consolas" w:hAnsi="Consolas"/>
           <w:color w:val="D4D4D4"/>
-          <w:sz w:val="21"/>
-          <w:szCs w:val="21"/>
-          <w:lang w:val="en-GB"/>
-        </w:rPr>
-      </w:pPr>
-      <w:r>
-        <w:rPr>
-          <w:rFonts w:ascii="Consolas" w:hAnsi="Consolas"/>
-          <w:color w:val="D4D4D4"/>
-          <w:sz w:val="21"/>
+          <w:sz w:val="18"/>
+          <w:szCs w:val="21"/>
+          <w:lang w:val="en-GB"/>
+        </w:rPr>
+      </w:pPr>
+      <w:r>
+        <w:rPr>
+          <w:rFonts w:ascii="Consolas" w:hAnsi="Consolas"/>
+          <w:color w:val="D4D4D4"/>
+          <w:sz w:val="18"/>
           <w:szCs w:val="21"/>
           <w:lang w:val="en-GB"/>
         </w:rPr>
@@ -2762,7 +2743,7 @@
         <w:rPr>
           <w:rFonts w:ascii="Consolas" w:hAnsi="Consolas"/>
           <w:color w:val="DCDCAA"/>
-          <w:sz w:val="21"/>
+          <w:sz w:val="18"/>
           <w:szCs w:val="21"/>
           <w:lang w:val="en-GB"/>
         </w:rPr>
@@ -2773,7 +2754,7 @@
         <w:rPr>
           <w:rFonts w:ascii="Consolas" w:hAnsi="Consolas"/>
           <w:color w:val="D4D4D4"/>
-          <w:sz w:val="21"/>
+          <w:sz w:val="18"/>
           <w:szCs w:val="21"/>
           <w:lang w:val="en-GB"/>
         </w:rPr>
@@ -2783,7 +2764,7 @@
         <w:rPr>
           <w:rFonts w:ascii="Consolas" w:hAnsi="Consolas"/>
           <w:color w:val="9CDCFE"/>
-          <w:sz w:val="21"/>
+          <w:sz w:val="18"/>
           <w:szCs w:val="21"/>
           <w:lang w:val="en-GB"/>
         </w:rPr>
@@ -2793,7 +2774,7 @@
         <w:rPr>
           <w:rFonts w:ascii="Consolas" w:hAnsi="Consolas"/>
           <w:color w:val="D4D4D4"/>
-          <w:sz w:val="21"/>
+          <w:sz w:val="18"/>
           <w:szCs w:val="21"/>
           <w:lang w:val="en-GB"/>
         </w:rPr>
@@ -2803,7 +2784,7 @@
         <w:rPr>
           <w:rFonts w:ascii="Consolas" w:hAnsi="Consolas"/>
           <w:color w:val="6A9955"/>
-          <w:sz w:val="21"/>
+          <w:sz w:val="18"/>
           <w:szCs w:val="21"/>
           <w:lang w:val="en-GB"/>
         </w:rPr>
@@ -2817,16 +2798,16 @@
         <w:rPr>
           <w:rFonts w:ascii="Consolas" w:hAnsi="Consolas"/>
           <w:color w:val="D4D4D4"/>
-          <w:sz w:val="21"/>
-          <w:szCs w:val="21"/>
-          <w:lang w:val="en-GB"/>
-        </w:rPr>
-      </w:pPr>
-      <w:r>
-        <w:rPr>
-          <w:rFonts w:ascii="Consolas" w:hAnsi="Consolas"/>
-          <w:color w:val="D4D4D4"/>
-          <w:sz w:val="21"/>
+          <w:sz w:val="18"/>
+          <w:szCs w:val="21"/>
+          <w:lang w:val="en-GB"/>
+        </w:rPr>
+      </w:pPr>
+      <w:r>
+        <w:rPr>
+          <w:rFonts w:ascii="Consolas" w:hAnsi="Consolas"/>
+          <w:color w:val="D4D4D4"/>
+          <w:sz w:val="18"/>
           <w:szCs w:val="21"/>
           <w:lang w:val="en-GB"/>
         </w:rPr>
@@ -2836,7 +2817,7 @@
         <w:rPr>
           <w:rFonts w:ascii="Consolas" w:hAnsi="Consolas"/>
           <w:color w:val="C586C0"/>
-          <w:sz w:val="21"/>
+          <w:sz w:val="18"/>
           <w:szCs w:val="21"/>
           <w:lang w:val="en-GB"/>
         </w:rPr>
@@ -2846,7 +2827,7 @@
         <w:rPr>
           <w:rFonts w:ascii="Consolas" w:hAnsi="Consolas"/>
           <w:color w:val="D4D4D4"/>
-          <w:sz w:val="21"/>
+          <w:sz w:val="18"/>
           <w:szCs w:val="21"/>
           <w:lang w:val="en-GB"/>
         </w:rPr>
@@ -2856,7 +2837,7 @@
         <w:rPr>
           <w:rFonts w:ascii="Consolas" w:hAnsi="Consolas"/>
           <w:color w:val="CE9178"/>
-          <w:sz w:val="21"/>
+          <w:sz w:val="18"/>
           <w:szCs w:val="21"/>
           <w:lang w:val="en-GB"/>
         </w:rPr>
@@ -2867,7 +2848,7 @@
         <w:rPr>
           <w:rFonts w:ascii="Consolas" w:hAnsi="Consolas"/>
           <w:color w:val="CE9178"/>
-          <w:sz w:val="21"/>
+          <w:sz w:val="18"/>
           <w:szCs w:val="21"/>
           <w:lang w:val="en-GB"/>
         </w:rPr>
@@ -2878,7 +2859,7 @@
         <w:rPr>
           <w:rFonts w:ascii="Consolas" w:hAnsi="Consolas"/>
           <w:color w:val="CE9178"/>
-          <w:sz w:val="21"/>
+          <w:sz w:val="18"/>
           <w:szCs w:val="21"/>
           <w:lang w:val="en-GB"/>
         </w:rPr>
@@ -2888,7 +2869,7 @@
         <w:rPr>
           <w:rFonts w:ascii="Consolas" w:hAnsi="Consolas"/>
           <w:color w:val="D4D4D4"/>
-          <w:sz w:val="21"/>
+          <w:sz w:val="18"/>
           <w:szCs w:val="21"/>
           <w:lang w:val="en-GB"/>
         </w:rPr>
@@ -2899,7 +2880,7 @@
         <w:rPr>
           <w:rFonts w:ascii="Consolas" w:hAnsi="Consolas"/>
           <w:color w:val="DCDCAA"/>
-          <w:sz w:val="21"/>
+          <w:sz w:val="18"/>
           <w:szCs w:val="21"/>
           <w:lang w:val="en-GB"/>
         </w:rPr>
@@ -2910,7 +2891,7 @@
         <w:rPr>
           <w:rFonts w:ascii="Consolas" w:hAnsi="Consolas"/>
           <w:color w:val="D4D4D4"/>
-          <w:sz w:val="21"/>
+          <w:sz w:val="18"/>
           <w:szCs w:val="21"/>
           <w:lang w:val="en-GB"/>
         </w:rPr>
@@ -2920,7 +2901,7 @@
         <w:rPr>
           <w:rFonts w:ascii="Consolas" w:hAnsi="Consolas"/>
           <w:color w:val="9CDCFE"/>
-          <w:sz w:val="21"/>
+          <w:sz w:val="18"/>
           <w:szCs w:val="21"/>
           <w:lang w:val="en-GB"/>
         </w:rPr>
@@ -2930,7 +2911,7 @@
         <w:rPr>
           <w:rFonts w:ascii="Consolas" w:hAnsi="Consolas"/>
           <w:color w:val="D4D4D4"/>
-          <w:sz w:val="21"/>
+          <w:sz w:val="18"/>
           <w:szCs w:val="21"/>
           <w:lang w:val="en-GB"/>
         </w:rPr>
@@ -2944,16 +2925,16 @@
         <w:rPr>
           <w:rFonts w:ascii="Consolas" w:hAnsi="Consolas"/>
           <w:color w:val="D4D4D4"/>
-          <w:sz w:val="21"/>
-          <w:szCs w:val="21"/>
-          <w:lang w:val="en-GB"/>
-        </w:rPr>
-      </w:pPr>
-      <w:r>
-        <w:rPr>
-          <w:rFonts w:ascii="Consolas" w:hAnsi="Consolas"/>
-          <w:color w:val="D4D4D4"/>
-          <w:sz w:val="21"/>
+          <w:sz w:val="18"/>
+          <w:szCs w:val="21"/>
+          <w:lang w:val="en-GB"/>
+        </w:rPr>
+      </w:pPr>
+      <w:r>
+        <w:rPr>
+          <w:rFonts w:ascii="Consolas" w:hAnsi="Consolas"/>
+          <w:color w:val="D4D4D4"/>
+          <w:sz w:val="18"/>
           <w:szCs w:val="21"/>
           <w:lang w:val="en-GB"/>
         </w:rPr>
@@ -2963,7 +2944,7 @@
         <w:rPr>
           <w:rFonts w:ascii="Consolas" w:hAnsi="Consolas"/>
           <w:color w:val="C586C0"/>
-          <w:sz w:val="21"/>
+          <w:sz w:val="18"/>
           <w:szCs w:val="21"/>
           <w:lang w:val="en-GB"/>
         </w:rPr>
@@ -2973,7 +2954,7 @@
         <w:rPr>
           <w:rFonts w:ascii="Consolas" w:hAnsi="Consolas"/>
           <w:color w:val="D4D4D4"/>
-          <w:sz w:val="21"/>
+          <w:sz w:val="18"/>
           <w:szCs w:val="21"/>
           <w:lang w:val="en-GB"/>
         </w:rPr>
@@ -2987,16 +2968,16 @@
         <w:rPr>
           <w:rFonts w:ascii="Consolas" w:hAnsi="Consolas"/>
           <w:color w:val="D4D4D4"/>
-          <w:sz w:val="21"/>
-          <w:szCs w:val="21"/>
-          <w:lang w:val="en-GB"/>
-        </w:rPr>
-      </w:pPr>
-      <w:r>
-        <w:rPr>
-          <w:rFonts w:ascii="Consolas" w:hAnsi="Consolas"/>
-          <w:color w:val="D4D4D4"/>
-          <w:sz w:val="21"/>
+          <w:sz w:val="18"/>
+          <w:szCs w:val="21"/>
+          <w:lang w:val="en-GB"/>
+        </w:rPr>
+      </w:pPr>
+      <w:r>
+        <w:rPr>
+          <w:rFonts w:ascii="Consolas" w:hAnsi="Consolas"/>
+          <w:color w:val="D4D4D4"/>
+          <w:sz w:val="18"/>
           <w:szCs w:val="21"/>
           <w:lang w:val="en-GB"/>
         </w:rPr>
@@ -3006,7 +2987,7 @@
         <w:rPr>
           <w:rFonts w:ascii="Consolas" w:hAnsi="Consolas"/>
           <w:color w:val="9CDCFE"/>
-          <w:sz w:val="21"/>
+          <w:sz w:val="18"/>
           <w:szCs w:val="21"/>
           <w:lang w:val="en-GB"/>
         </w:rPr>
@@ -3016,7 +2997,7 @@
         <w:rPr>
           <w:rFonts w:ascii="Consolas" w:hAnsi="Consolas"/>
           <w:color w:val="D4D4D4"/>
-          <w:sz w:val="21"/>
+          <w:sz w:val="18"/>
           <w:szCs w:val="21"/>
           <w:lang w:val="en-GB"/>
         </w:rPr>
@@ -3026,7 +3007,7 @@
         <w:rPr>
           <w:rFonts w:ascii="Consolas" w:hAnsi="Consolas"/>
           <w:color w:val="9CDCFE"/>
-          <w:sz w:val="21"/>
+          <w:sz w:val="18"/>
           <w:szCs w:val="21"/>
           <w:lang w:val="en-GB"/>
         </w:rPr>
@@ -3036,7 +3017,7 @@
         <w:rPr>
           <w:rFonts w:ascii="Consolas" w:hAnsi="Consolas"/>
           <w:color w:val="D4D4D4"/>
-          <w:sz w:val="21"/>
+          <w:sz w:val="18"/>
           <w:szCs w:val="21"/>
           <w:lang w:val="en-GB"/>
         </w:rPr>
@@ -3047,7 +3028,7 @@
         <w:rPr>
           <w:rFonts w:ascii="Consolas" w:hAnsi="Consolas"/>
           <w:color w:val="DCDCAA"/>
-          <w:sz w:val="21"/>
+          <w:sz w:val="18"/>
           <w:szCs w:val="21"/>
           <w:lang w:val="en-GB"/>
         </w:rPr>
@@ -3058,7 +3039,7 @@
         <w:rPr>
           <w:rFonts w:ascii="Consolas" w:hAnsi="Consolas"/>
           <w:color w:val="D4D4D4"/>
-          <w:sz w:val="21"/>
+          <w:sz w:val="18"/>
           <w:szCs w:val="21"/>
           <w:lang w:val="en-GB"/>
         </w:rPr>
@@ -3072,16 +3053,16 @@
         <w:rPr>
           <w:rFonts w:ascii="Consolas" w:hAnsi="Consolas"/>
           <w:color w:val="D4D4D4"/>
-          <w:sz w:val="21"/>
-          <w:szCs w:val="21"/>
-          <w:lang w:val="en-GB"/>
-        </w:rPr>
-      </w:pPr>
-      <w:r>
-        <w:rPr>
-          <w:rFonts w:ascii="Consolas" w:hAnsi="Consolas"/>
-          <w:color w:val="D4D4D4"/>
-          <w:sz w:val="21"/>
+          <w:sz w:val="18"/>
+          <w:szCs w:val="21"/>
+          <w:lang w:val="en-GB"/>
+        </w:rPr>
+      </w:pPr>
+      <w:r>
+        <w:rPr>
+          <w:rFonts w:ascii="Consolas" w:hAnsi="Consolas"/>
+          <w:color w:val="D4D4D4"/>
+          <w:sz w:val="18"/>
           <w:szCs w:val="21"/>
           <w:lang w:val="en-GB"/>
         </w:rPr>
@@ -3091,7 +3072,7 @@
         <w:rPr>
           <w:rFonts w:ascii="Consolas" w:hAnsi="Consolas"/>
           <w:color w:val="C586C0"/>
-          <w:sz w:val="21"/>
+          <w:sz w:val="18"/>
           <w:szCs w:val="21"/>
           <w:lang w:val="en-GB"/>
         </w:rPr>
@@ -3101,7 +3082,7 @@
         <w:rPr>
           <w:rFonts w:ascii="Consolas" w:hAnsi="Consolas"/>
           <w:color w:val="D4D4D4"/>
-          <w:sz w:val="21"/>
+          <w:sz w:val="18"/>
           <w:szCs w:val="21"/>
           <w:lang w:val="en-GB"/>
         </w:rPr>
@@ -3111,7 +3092,7 @@
         <w:rPr>
           <w:rFonts w:ascii="Consolas" w:hAnsi="Consolas"/>
           <w:color w:val="DCDCAA"/>
-          <w:sz w:val="21"/>
+          <w:sz w:val="18"/>
           <w:szCs w:val="21"/>
           <w:lang w:val="en-GB"/>
         </w:rPr>
@@ -3121,7 +3102,7 @@
         <w:rPr>
           <w:rFonts w:ascii="Consolas" w:hAnsi="Consolas"/>
           <w:color w:val="D4D4D4"/>
-          <w:sz w:val="21"/>
+          <w:sz w:val="18"/>
           <w:szCs w:val="21"/>
           <w:lang w:val="en-GB"/>
         </w:rPr>
@@ -3131,7 +3112,7 @@
         <w:rPr>
           <w:rFonts w:ascii="Consolas" w:hAnsi="Consolas"/>
           <w:color w:val="569CD6"/>
-          <w:sz w:val="21"/>
+          <w:sz w:val="18"/>
           <w:szCs w:val="21"/>
           <w:lang w:val="en-GB"/>
         </w:rPr>
@@ -3141,7 +3122,7 @@
         <w:rPr>
           <w:rFonts w:ascii="Consolas" w:hAnsi="Consolas"/>
           <w:color w:val="D4D4D4"/>
-          <w:sz w:val="21"/>
+          <w:sz w:val="18"/>
           <w:szCs w:val="21"/>
           <w:lang w:val="en-GB"/>
         </w:rPr>
@@ -3151,7 +3132,7 @@
         <w:rPr>
           <w:rFonts w:ascii="Consolas" w:hAnsi="Consolas"/>
           <w:color w:val="9CDCFE"/>
-          <w:sz w:val="21"/>
+          <w:sz w:val="18"/>
           <w:szCs w:val="21"/>
           <w:lang w:val="en-GB"/>
         </w:rPr>
@@ -3161,7 +3142,7 @@
         <w:rPr>
           <w:rFonts w:ascii="Consolas" w:hAnsi="Consolas"/>
           <w:color w:val="D4D4D4"/>
-          <w:sz w:val="21"/>
+          <w:sz w:val="18"/>
           <w:szCs w:val="21"/>
           <w:lang w:val="en-GB"/>
         </w:rPr>
@@ -3171,7 +3152,7 @@
         <w:rPr>
           <w:rFonts w:ascii="Consolas" w:hAnsi="Consolas"/>
           <w:color w:val="B5CEA8"/>
-          <w:sz w:val="21"/>
+          <w:sz w:val="18"/>
           <w:szCs w:val="21"/>
           <w:lang w:val="en-GB"/>
         </w:rPr>
@@ -3181,7 +3162,7 @@
         <w:rPr>
           <w:rFonts w:ascii="Consolas" w:hAnsi="Consolas"/>
           <w:color w:val="D4D4D4"/>
-          <w:sz w:val="21"/>
+          <w:sz w:val="18"/>
           <w:szCs w:val="21"/>
           <w:lang w:val="en-GB"/>
         </w:rPr>
@@ -3195,16 +3176,16 @@
         <w:rPr>
           <w:rFonts w:ascii="Consolas" w:hAnsi="Consolas"/>
           <w:color w:val="D4D4D4"/>
-          <w:sz w:val="21"/>
-          <w:szCs w:val="21"/>
-          <w:lang w:val="en-GB"/>
-        </w:rPr>
-      </w:pPr>
-      <w:r>
-        <w:rPr>
-          <w:rFonts w:ascii="Consolas" w:hAnsi="Consolas"/>
-          <w:color w:val="D4D4D4"/>
-          <w:sz w:val="21"/>
+          <w:sz w:val="18"/>
+          <w:szCs w:val="21"/>
+          <w:lang w:val="en-GB"/>
+        </w:rPr>
+      </w:pPr>
+      <w:r>
+        <w:rPr>
+          <w:rFonts w:ascii="Consolas" w:hAnsi="Consolas"/>
+          <w:color w:val="D4D4D4"/>
+          <w:sz w:val="18"/>
           <w:szCs w:val="21"/>
           <w:lang w:val="en-GB"/>
         </w:rPr>
@@ -3214,7 +3195,7 @@
         <w:rPr>
           <w:rFonts w:ascii="Consolas" w:hAnsi="Consolas"/>
           <w:color w:val="DCDCAA"/>
-          <w:sz w:val="21"/>
+          <w:sz w:val="18"/>
           <w:szCs w:val="21"/>
           <w:lang w:val="en-GB"/>
         </w:rPr>
@@ -3224,7 +3205,7 @@
         <w:rPr>
           <w:rFonts w:ascii="Consolas" w:hAnsi="Consolas"/>
           <w:color w:val="D4D4D4"/>
-          <w:sz w:val="21"/>
+          <w:sz w:val="18"/>
           <w:szCs w:val="21"/>
           <w:lang w:val="en-GB"/>
         </w:rPr>
@@ -3234,7 +3215,7 @@
         <w:rPr>
           <w:rFonts w:ascii="Consolas" w:hAnsi="Consolas"/>
           <w:color w:val="CE9178"/>
-          <w:sz w:val="21"/>
+          <w:sz w:val="18"/>
           <w:szCs w:val="21"/>
           <w:lang w:val="en-GB"/>
         </w:rPr>
@@ -3244,7 +3225,7 @@
         <w:rPr>
           <w:rFonts w:ascii="Consolas" w:hAnsi="Consolas"/>
           <w:color w:val="D4D4D4"/>
-          <w:sz w:val="21"/>
+          <w:sz w:val="18"/>
           <w:szCs w:val="21"/>
           <w:lang w:val="en-GB"/>
         </w:rPr>
@@ -3258,16 +3239,16 @@
         <w:rPr>
           <w:rFonts w:ascii="Consolas" w:hAnsi="Consolas"/>
           <w:color w:val="D4D4D4"/>
-          <w:sz w:val="21"/>
-          <w:szCs w:val="21"/>
-          <w:lang w:val="en-GB"/>
-        </w:rPr>
-      </w:pPr>
-      <w:r>
-        <w:rPr>
-          <w:rFonts w:ascii="Consolas" w:hAnsi="Consolas"/>
-          <w:color w:val="D4D4D4"/>
-          <w:sz w:val="21"/>
+          <w:sz w:val="18"/>
+          <w:szCs w:val="21"/>
+          <w:lang w:val="en-GB"/>
+        </w:rPr>
+      </w:pPr>
+      <w:r>
+        <w:rPr>
+          <w:rFonts w:ascii="Consolas" w:hAnsi="Consolas"/>
+          <w:color w:val="D4D4D4"/>
+          <w:sz w:val="18"/>
           <w:szCs w:val="21"/>
           <w:lang w:val="en-GB"/>
         </w:rPr>
@@ -3277,7 +3258,7 @@
         <w:rPr>
           <w:rFonts w:ascii="Consolas" w:hAnsi="Consolas"/>
           <w:color w:val="DCDCAA"/>
-          <w:sz w:val="21"/>
+          <w:sz w:val="18"/>
           <w:szCs w:val="21"/>
           <w:lang w:val="en-GB"/>
         </w:rPr>
@@ -3287,7 +3268,7 @@
         <w:rPr>
           <w:rFonts w:ascii="Consolas" w:hAnsi="Consolas"/>
           <w:color w:val="D4D4D4"/>
-          <w:sz w:val="21"/>
+          <w:sz w:val="18"/>
           <w:szCs w:val="21"/>
           <w:lang w:val="en-GB"/>
         </w:rPr>
@@ -3297,7 +3278,7 @@
         <w:rPr>
           <w:rFonts w:ascii="Consolas" w:hAnsi="Consolas"/>
           <w:color w:val="CE9178"/>
-          <w:sz w:val="21"/>
+          <w:sz w:val="18"/>
           <w:szCs w:val="21"/>
           <w:lang w:val="en-GB"/>
         </w:rPr>
@@ -3308,7 +3289,7 @@
         <w:rPr>
           <w:rFonts w:ascii="Consolas" w:hAnsi="Consolas"/>
           <w:color w:val="CE9178"/>
-          <w:sz w:val="21"/>
+          <w:sz w:val="18"/>
           <w:szCs w:val="21"/>
           <w:lang w:val="en-GB"/>
         </w:rPr>
@@ -3319,7 +3300,7 @@
         <w:rPr>
           <w:rFonts w:ascii="Consolas" w:hAnsi="Consolas"/>
           <w:color w:val="CE9178"/>
-          <w:sz w:val="21"/>
+          <w:sz w:val="18"/>
           <w:szCs w:val="21"/>
           <w:lang w:val="en-GB"/>
         </w:rPr>
@@ -3329,7 +3310,7 @@
         <w:rPr>
           <w:rFonts w:ascii="Consolas" w:hAnsi="Consolas"/>
           <w:color w:val="D4D4D4"/>
-          <w:sz w:val="21"/>
+          <w:sz w:val="18"/>
           <w:szCs w:val="21"/>
           <w:lang w:val="en-GB"/>
         </w:rPr>
@@ -3339,7 +3320,7 @@
         <w:rPr>
           <w:rFonts w:ascii="Consolas" w:hAnsi="Consolas"/>
           <w:color w:val="9CDCFE"/>
-          <w:sz w:val="21"/>
+          <w:sz w:val="18"/>
           <w:szCs w:val="21"/>
           <w:lang w:val="en-GB"/>
         </w:rPr>
@@ -3349,7 +3330,7 @@
         <w:rPr>
           <w:rFonts w:ascii="Consolas" w:hAnsi="Consolas"/>
           <w:color w:val="D4D4D4"/>
-          <w:sz w:val="21"/>
+          <w:sz w:val="18"/>
           <w:szCs w:val="21"/>
           <w:lang w:val="en-GB"/>
         </w:rPr>
@@ -3359,7 +3340,7 @@
         <w:rPr>
           <w:rFonts w:ascii="Consolas" w:hAnsi="Consolas"/>
           <w:color w:val="CE9178"/>
-          <w:sz w:val="21"/>
+          <w:sz w:val="18"/>
           <w:szCs w:val="21"/>
           <w:lang w:val="en-GB"/>
         </w:rPr>
@@ -3369,7 +3350,7 @@
         <w:rPr>
           <w:rFonts w:ascii="Consolas" w:hAnsi="Consolas"/>
           <w:color w:val="D4D4D4"/>
-          <w:sz w:val="21"/>
+          <w:sz w:val="18"/>
           <w:szCs w:val="21"/>
           <w:lang w:val="en-GB"/>
         </w:rPr>
@@ -3379,7 +3360,7 @@
         <w:rPr>
           <w:rFonts w:ascii="Consolas" w:hAnsi="Consolas"/>
           <w:color w:val="CE9178"/>
-          <w:sz w:val="21"/>
+          <w:sz w:val="18"/>
           <w:szCs w:val="21"/>
           <w:lang w:val="en-GB"/>
         </w:rPr>
@@ -3390,7 +3371,7 @@
         <w:rPr>
           <w:rFonts w:ascii="Consolas" w:hAnsi="Consolas"/>
           <w:color w:val="CE9178"/>
-          <w:sz w:val="21"/>
+          <w:sz w:val="18"/>
           <w:szCs w:val="21"/>
           <w:lang w:val="en-GB"/>
         </w:rPr>
@@ -3401,7 +3382,7 @@
         <w:rPr>
           <w:rFonts w:ascii="Consolas" w:hAnsi="Consolas"/>
           <w:color w:val="CE9178"/>
-          <w:sz w:val="21"/>
+          <w:sz w:val="18"/>
           <w:szCs w:val="21"/>
           <w:lang w:val="en-GB"/>
         </w:rPr>
@@ -3411,7 +3392,7 @@
         <w:rPr>
           <w:rFonts w:ascii="Consolas" w:hAnsi="Consolas"/>
           <w:color w:val="D4D4D4"/>
-          <w:sz w:val="21"/>
+          <w:sz w:val="18"/>
           <w:szCs w:val="21"/>
           <w:lang w:val="en-GB"/>
         </w:rPr>
@@ -3425,16 +3406,16 @@
         <w:rPr>
           <w:rFonts w:ascii="Consolas" w:hAnsi="Consolas"/>
           <w:color w:val="D4D4D4"/>
-          <w:sz w:val="21"/>
-          <w:szCs w:val="21"/>
-          <w:lang w:val="en-GB"/>
-        </w:rPr>
-      </w:pPr>
-      <w:r>
-        <w:rPr>
-          <w:rFonts w:ascii="Consolas" w:hAnsi="Consolas"/>
-          <w:color w:val="D4D4D4"/>
-          <w:sz w:val="21"/>
+          <w:sz w:val="18"/>
+          <w:szCs w:val="21"/>
+          <w:lang w:val="en-GB"/>
+        </w:rPr>
+      </w:pPr>
+      <w:r>
+        <w:rPr>
+          <w:rFonts w:ascii="Consolas" w:hAnsi="Consolas"/>
+          <w:color w:val="D4D4D4"/>
+          <w:sz w:val="18"/>
           <w:szCs w:val="21"/>
           <w:lang w:val="en-GB"/>
         </w:rPr>
@@ -3444,7 +3425,7 @@
         <w:rPr>
           <w:rFonts w:ascii="Consolas" w:hAnsi="Consolas"/>
           <w:color w:val="DCDCAA"/>
-          <w:sz w:val="21"/>
+          <w:sz w:val="18"/>
           <w:szCs w:val="21"/>
           <w:lang w:val="en-GB"/>
         </w:rPr>
@@ -3454,7 +3435,7 @@
         <w:rPr>
           <w:rFonts w:ascii="Consolas" w:hAnsi="Consolas"/>
           <w:color w:val="D4D4D4"/>
-          <w:sz w:val="21"/>
+          <w:sz w:val="18"/>
           <w:szCs w:val="21"/>
           <w:lang w:val="en-GB"/>
         </w:rPr>
@@ -3464,7 +3445,7 @@
         <w:rPr>
           <w:rFonts w:ascii="Consolas" w:hAnsi="Consolas"/>
           <w:color w:val="CE9178"/>
-          <w:sz w:val="21"/>
+          <w:sz w:val="18"/>
           <w:szCs w:val="21"/>
           <w:lang w:val="en-GB"/>
         </w:rPr>
@@ -3475,7 +3456,7 @@
         <w:rPr>
           <w:rFonts w:ascii="Consolas" w:hAnsi="Consolas"/>
           <w:color w:val="CE9178"/>
-          <w:sz w:val="21"/>
+          <w:sz w:val="18"/>
           <w:szCs w:val="21"/>
           <w:lang w:val="en-GB"/>
         </w:rPr>
@@ -3486,7 +3467,7 @@
         <w:rPr>
           <w:rFonts w:ascii="Consolas" w:hAnsi="Consolas"/>
           <w:color w:val="CE9178"/>
-          <w:sz w:val="21"/>
+          <w:sz w:val="18"/>
           <w:szCs w:val="21"/>
           <w:lang w:val="en-GB"/>
         </w:rPr>
@@ -3496,7 +3477,7 @@
         <w:rPr>
           <w:rFonts w:ascii="Consolas" w:hAnsi="Consolas"/>
           <w:color w:val="D4D4D4"/>
-          <w:sz w:val="21"/>
+          <w:sz w:val="18"/>
           <w:szCs w:val="21"/>
           <w:lang w:val="en-GB"/>
         </w:rPr>
@@ -3506,7 +3487,7 @@
         <w:rPr>
           <w:rFonts w:ascii="Consolas" w:hAnsi="Consolas"/>
           <w:color w:val="9CDCFE"/>
-          <w:sz w:val="21"/>
+          <w:sz w:val="18"/>
           <w:szCs w:val="21"/>
           <w:lang w:val="en-GB"/>
         </w:rPr>
@@ -3516,7 +3497,7 @@
         <w:rPr>
           <w:rFonts w:ascii="Consolas" w:hAnsi="Consolas"/>
           <w:color w:val="D4D4D4"/>
-          <w:sz w:val="21"/>
+          <w:sz w:val="18"/>
           <w:szCs w:val="21"/>
           <w:lang w:val="en-GB"/>
         </w:rPr>
@@ -3526,7 +3507,7 @@
         <w:rPr>
           <w:rFonts w:ascii="Consolas" w:hAnsi="Consolas"/>
           <w:color w:val="CE9178"/>
-          <w:sz w:val="21"/>
+          <w:sz w:val="18"/>
           <w:szCs w:val="21"/>
           <w:lang w:val="en-GB"/>
         </w:rPr>
@@ -3536,7 +3517,7 @@
         <w:rPr>
           <w:rFonts w:ascii="Consolas" w:hAnsi="Consolas"/>
           <w:color w:val="D4D4D4"/>
-          <w:sz w:val="21"/>
+          <w:sz w:val="18"/>
           <w:szCs w:val="21"/>
           <w:lang w:val="en-GB"/>
         </w:rPr>
@@ -3546,7 +3527,7 @@
         <w:rPr>
           <w:rFonts w:ascii="Consolas" w:hAnsi="Consolas"/>
           <w:color w:val="CE9178"/>
-          <w:sz w:val="21"/>
+          <w:sz w:val="18"/>
           <w:szCs w:val="21"/>
           <w:lang w:val="en-GB"/>
         </w:rPr>
@@ -3557,7 +3538,7 @@
         <w:rPr>
           <w:rFonts w:ascii="Consolas" w:hAnsi="Consolas"/>
           <w:color w:val="CE9178"/>
-          <w:sz w:val="21"/>
+          <w:sz w:val="18"/>
           <w:szCs w:val="21"/>
           <w:lang w:val="en-GB"/>
         </w:rPr>
@@ -3568,7 +3549,7 @@
         <w:rPr>
           <w:rFonts w:ascii="Consolas" w:hAnsi="Consolas"/>
           <w:color w:val="CE9178"/>
-          <w:sz w:val="21"/>
+          <w:sz w:val="18"/>
           <w:szCs w:val="21"/>
           <w:lang w:val="en-GB"/>
         </w:rPr>
@@ -3578,7 +3559,7 @@
         <w:rPr>
           <w:rFonts w:ascii="Consolas" w:hAnsi="Consolas"/>
           <w:color w:val="D4D4D4"/>
-          <w:sz w:val="21"/>
+          <w:sz w:val="18"/>
           <w:szCs w:val="21"/>
           <w:lang w:val="en-GB"/>
         </w:rPr>
@@ -3592,16 +3573,16 @@
         <w:rPr>
           <w:rFonts w:ascii="Consolas" w:hAnsi="Consolas"/>
           <w:color w:val="D4D4D4"/>
-          <w:sz w:val="21"/>
-          <w:szCs w:val="21"/>
-          <w:lang w:val="en-GB"/>
-        </w:rPr>
-      </w:pPr>
-      <w:r>
-        <w:rPr>
-          <w:rFonts w:ascii="Consolas" w:hAnsi="Consolas"/>
-          <w:color w:val="D4D4D4"/>
-          <w:sz w:val="21"/>
+          <w:sz w:val="18"/>
+          <w:szCs w:val="21"/>
+          <w:lang w:val="en-GB"/>
+        </w:rPr>
+      </w:pPr>
+      <w:r>
+        <w:rPr>
+          <w:rFonts w:ascii="Consolas" w:hAnsi="Consolas"/>
+          <w:color w:val="D4D4D4"/>
+          <w:sz w:val="18"/>
           <w:szCs w:val="21"/>
           <w:lang w:val="en-GB"/>
         </w:rPr>
@@ -3611,7 +3592,7 @@
         <w:rPr>
           <w:rFonts w:ascii="Consolas" w:hAnsi="Consolas"/>
           <w:color w:val="DCDCAA"/>
-          <w:sz w:val="21"/>
+          <w:sz w:val="18"/>
           <w:szCs w:val="21"/>
           <w:lang w:val="en-GB"/>
         </w:rPr>
@@ -3621,7 +3602,7 @@
         <w:rPr>
           <w:rFonts w:ascii="Consolas" w:hAnsi="Consolas"/>
           <w:color w:val="D4D4D4"/>
-          <w:sz w:val="21"/>
+          <w:sz w:val="18"/>
           <w:szCs w:val="21"/>
           <w:lang w:val="en-GB"/>
         </w:rPr>
@@ -3631,7 +3612,7 @@
         <w:rPr>
           <w:rFonts w:ascii="Consolas" w:hAnsi="Consolas"/>
           <w:color w:val="CE9178"/>
-          <w:sz w:val="21"/>
+          <w:sz w:val="18"/>
           <w:szCs w:val="21"/>
           <w:lang w:val="en-GB"/>
         </w:rPr>
@@ -3642,7 +3623,7 @@
         <w:rPr>
           <w:rFonts w:ascii="Consolas" w:hAnsi="Consolas"/>
           <w:color w:val="CE9178"/>
-          <w:sz w:val="21"/>
+          <w:sz w:val="18"/>
           <w:szCs w:val="21"/>
           <w:lang w:val="en-GB"/>
         </w:rPr>
@@ -3653,7 +3634,7 @@
         <w:rPr>
           <w:rFonts w:ascii="Consolas" w:hAnsi="Consolas"/>
           <w:color w:val="CE9178"/>
-          <w:sz w:val="21"/>
+          <w:sz w:val="18"/>
           <w:szCs w:val="21"/>
           <w:lang w:val="en-GB"/>
         </w:rPr>
@@ -3664,7 +3645,7 @@
         <w:rPr>
           <w:rFonts w:ascii="Consolas" w:hAnsi="Consolas"/>
           <w:color w:val="CE9178"/>
-          <w:sz w:val="21"/>
+          <w:sz w:val="18"/>
           <w:szCs w:val="21"/>
           <w:lang w:val="en-GB"/>
         </w:rPr>
@@ -3675,7 +3656,7 @@
         <w:rPr>
           <w:rFonts w:ascii="Consolas" w:hAnsi="Consolas"/>
           <w:color w:val="CE9178"/>
-          <w:sz w:val="21"/>
+          <w:sz w:val="18"/>
           <w:szCs w:val="21"/>
           <w:lang w:val="en-GB"/>
         </w:rPr>
@@ -3685,7 +3666,7 @@
         <w:rPr>
           <w:rFonts w:ascii="Consolas" w:hAnsi="Consolas"/>
           <w:color w:val="D4D4D4"/>
-          <w:sz w:val="21"/>
+          <w:sz w:val="18"/>
           <w:szCs w:val="21"/>
           <w:lang w:val="en-GB"/>
         </w:rPr>
@@ -3695,7 +3676,7 @@
         <w:rPr>
           <w:rFonts w:ascii="Consolas" w:hAnsi="Consolas"/>
           <w:color w:val="9CDCFE"/>
-          <w:sz w:val="21"/>
+          <w:sz w:val="18"/>
           <w:szCs w:val="21"/>
           <w:lang w:val="en-GB"/>
         </w:rPr>
@@ -3705,7 +3686,7 @@
         <w:rPr>
           <w:rFonts w:ascii="Consolas" w:hAnsi="Consolas"/>
           <w:color w:val="D4D4D4"/>
-          <w:sz w:val="21"/>
+          <w:sz w:val="18"/>
           <w:szCs w:val="21"/>
           <w:lang w:val="en-GB"/>
         </w:rPr>
@@ -3715,7 +3696,7 @@
         <w:rPr>
           <w:rFonts w:ascii="Consolas" w:hAnsi="Consolas"/>
           <w:color w:val="CE9178"/>
-          <w:sz w:val="21"/>
+          <w:sz w:val="18"/>
           <w:szCs w:val="21"/>
           <w:lang w:val="en-GB"/>
         </w:rPr>
@@ -3726,7 +3707,7 @@
         <w:rPr>
           <w:rFonts w:ascii="Consolas" w:hAnsi="Consolas"/>
           <w:color w:val="CE9178"/>
-          <w:sz w:val="21"/>
+          <w:sz w:val="18"/>
           <w:szCs w:val="21"/>
           <w:lang w:val="en-GB"/>
         </w:rPr>
@@ -3737,7 +3718,7 @@
         <w:rPr>
           <w:rFonts w:ascii="Consolas" w:hAnsi="Consolas"/>
           <w:color w:val="CE9178"/>
-          <w:sz w:val="21"/>
+          <w:sz w:val="18"/>
           <w:szCs w:val="21"/>
           <w:lang w:val="en-GB"/>
         </w:rPr>
@@ -3747,7 +3728,7 @@
         <w:rPr>
           <w:rFonts w:ascii="Consolas" w:hAnsi="Consolas"/>
           <w:color w:val="D4D4D4"/>
-          <w:sz w:val="21"/>
+          <w:sz w:val="18"/>
           <w:szCs w:val="21"/>
           <w:lang w:val="en-GB"/>
         </w:rPr>
@@ -3757,7 +3738,7 @@
         <w:rPr>
           <w:rFonts w:ascii="Consolas" w:hAnsi="Consolas"/>
           <w:color w:val="CE9178"/>
-          <w:sz w:val="21"/>
+          <w:sz w:val="18"/>
           <w:szCs w:val="21"/>
           <w:lang w:val="en-GB"/>
         </w:rPr>
@@ -3768,7 +3749,7 @@
         <w:rPr>
           <w:rFonts w:ascii="Consolas" w:hAnsi="Consolas"/>
           <w:color w:val="CE9178"/>
-          <w:sz w:val="21"/>
+          <w:sz w:val="18"/>
           <w:szCs w:val="21"/>
           <w:lang w:val="en-GB"/>
         </w:rPr>
@@ -3779,7 +3760,7 @@
         <w:rPr>
           <w:rFonts w:ascii="Consolas" w:hAnsi="Consolas"/>
           <w:color w:val="CE9178"/>
-          <w:sz w:val="21"/>
+          <w:sz w:val="18"/>
           <w:szCs w:val="21"/>
           <w:lang w:val="en-GB"/>
         </w:rPr>
@@ -3789,7 +3770,7 @@
         <w:rPr>
           <w:rFonts w:ascii="Consolas" w:hAnsi="Consolas"/>
           <w:color w:val="D4D4D4"/>
-          <w:sz w:val="21"/>
+          <w:sz w:val="18"/>
           <w:szCs w:val="21"/>
           <w:lang w:val="en-GB"/>
         </w:rPr>
@@ -3803,16 +3784,16 @@
         <w:rPr>
           <w:rFonts w:ascii="Consolas" w:hAnsi="Consolas"/>
           <w:color w:val="D4D4D4"/>
-          <w:sz w:val="21"/>
-          <w:szCs w:val="21"/>
-          <w:lang w:val="en-GB"/>
-        </w:rPr>
-      </w:pPr>
-      <w:r>
-        <w:rPr>
-          <w:rFonts w:ascii="Consolas" w:hAnsi="Consolas"/>
-          <w:color w:val="D4D4D4"/>
-          <w:sz w:val="21"/>
+          <w:sz w:val="18"/>
+          <w:szCs w:val="21"/>
+          <w:lang w:val="en-GB"/>
+        </w:rPr>
+      </w:pPr>
+      <w:r>
+        <w:rPr>
+          <w:rFonts w:ascii="Consolas" w:hAnsi="Consolas"/>
+          <w:color w:val="D4D4D4"/>
+          <w:sz w:val="18"/>
           <w:szCs w:val="21"/>
           <w:lang w:val="en-GB"/>
         </w:rPr>
@@ -3822,7 +3803,7 @@
         <w:rPr>
           <w:rFonts w:ascii="Consolas" w:hAnsi="Consolas"/>
           <w:color w:val="DCDCAA"/>
-          <w:sz w:val="21"/>
+          <w:sz w:val="18"/>
           <w:szCs w:val="21"/>
           <w:lang w:val="en-GB"/>
         </w:rPr>
@@ -3832,7 +3813,7 @@
         <w:rPr>
           <w:rFonts w:ascii="Consolas" w:hAnsi="Consolas"/>
           <w:color w:val="D4D4D4"/>
-          <w:sz w:val="21"/>
+          <w:sz w:val="18"/>
           <w:szCs w:val="21"/>
           <w:lang w:val="en-GB"/>
         </w:rPr>
@@ -3842,7 +3823,7 @@
         <w:rPr>
           <w:rFonts w:ascii="Consolas" w:hAnsi="Consolas"/>
           <w:color w:val="CE9178"/>
-          <w:sz w:val="21"/>
+          <w:sz w:val="18"/>
           <w:szCs w:val="21"/>
           <w:lang w:val="en-GB"/>
         </w:rPr>
@@ -3853,7 +3834,7 @@
         <w:rPr>
           <w:rFonts w:ascii="Consolas" w:hAnsi="Consolas"/>
           <w:color w:val="CE9178"/>
-          <w:sz w:val="21"/>
+          <w:sz w:val="18"/>
           <w:szCs w:val="21"/>
           <w:lang w:val="en-GB"/>
         </w:rPr>
@@ -3864,7 +3845,7 @@
         <w:rPr>
           <w:rFonts w:ascii="Consolas" w:hAnsi="Consolas"/>
           <w:color w:val="CE9178"/>
-          <w:sz w:val="21"/>
+          <w:sz w:val="18"/>
           <w:szCs w:val="21"/>
           <w:lang w:val="en-GB"/>
         </w:rPr>
@@ -3874,7 +3855,7 @@
         <w:rPr>
           <w:rFonts w:ascii="Consolas" w:hAnsi="Consolas"/>
           <w:color w:val="D4D4D4"/>
-          <w:sz w:val="21"/>
+          <w:sz w:val="18"/>
           <w:szCs w:val="21"/>
           <w:lang w:val="en-GB"/>
         </w:rPr>
@@ -3884,7 +3865,7 @@
         <w:rPr>
           <w:rFonts w:ascii="Consolas" w:hAnsi="Consolas"/>
           <w:color w:val="9CDCFE"/>
-          <w:sz w:val="21"/>
+          <w:sz w:val="18"/>
           <w:szCs w:val="21"/>
           <w:lang w:val="en-GB"/>
         </w:rPr>
@@ -3894,7 +3875,7 @@
         <w:rPr>
           <w:rFonts w:ascii="Consolas" w:hAnsi="Consolas"/>
           <w:color w:val="D4D4D4"/>
-          <w:sz w:val="21"/>
+          <w:sz w:val="18"/>
           <w:szCs w:val="21"/>
           <w:lang w:val="en-GB"/>
         </w:rPr>
@@ -3904,7 +3885,7 @@
         <w:rPr>
           <w:rFonts w:ascii="Consolas" w:hAnsi="Consolas"/>
           <w:color w:val="CE9178"/>
-          <w:sz w:val="21"/>
+          <w:sz w:val="18"/>
           <w:szCs w:val="21"/>
           <w:lang w:val="en-GB"/>
         </w:rPr>
@@ -3914,7 +3895,7 @@
         <w:rPr>
           <w:rFonts w:ascii="Consolas" w:hAnsi="Consolas"/>
           <w:color w:val="D4D4D4"/>
-          <w:sz w:val="21"/>
+          <w:sz w:val="18"/>
           <w:szCs w:val="21"/>
           <w:lang w:val="en-GB"/>
         </w:rPr>
@@ -3924,7 +3905,7 @@
         <w:rPr>
           <w:rFonts w:ascii="Consolas" w:hAnsi="Consolas"/>
           <w:color w:val="CE9178"/>
-          <w:sz w:val="21"/>
+          <w:sz w:val="18"/>
           <w:szCs w:val="21"/>
           <w:lang w:val="en-GB"/>
         </w:rPr>
@@ -3935,7 +3916,7 @@
         <w:rPr>
           <w:rFonts w:ascii="Consolas" w:hAnsi="Consolas"/>
           <w:color w:val="CE9178"/>
-          <w:sz w:val="21"/>
+          <w:sz w:val="18"/>
           <w:szCs w:val="21"/>
           <w:lang w:val="en-GB"/>
         </w:rPr>
@@ -3946,7 +3927,7 @@
         <w:rPr>
           <w:rFonts w:ascii="Consolas" w:hAnsi="Consolas"/>
           <w:color w:val="CE9178"/>
-          <w:sz w:val="21"/>
+          <w:sz w:val="18"/>
           <w:szCs w:val="21"/>
           <w:lang w:val="en-GB"/>
         </w:rPr>
@@ -3956,7 +3937,7 @@
         <w:rPr>
           <w:rFonts w:ascii="Consolas" w:hAnsi="Consolas"/>
           <w:color w:val="D4D4D4"/>
-          <w:sz w:val="21"/>
+          <w:sz w:val="18"/>
           <w:szCs w:val="21"/>
           <w:lang w:val="en-GB"/>
         </w:rPr>
@@ -3970,16 +3951,16 @@
         <w:rPr>
           <w:rFonts w:ascii="Consolas" w:hAnsi="Consolas"/>
           <w:color w:val="D4D4D4"/>
-          <w:sz w:val="21"/>
-          <w:szCs w:val="21"/>
-          <w:lang w:val="en-GB"/>
-        </w:rPr>
-      </w:pPr>
-      <w:r>
-        <w:rPr>
-          <w:rFonts w:ascii="Consolas" w:hAnsi="Consolas"/>
-          <w:color w:val="D4D4D4"/>
-          <w:sz w:val="21"/>
+          <w:sz w:val="18"/>
+          <w:szCs w:val="21"/>
+          <w:lang w:val="en-GB"/>
+        </w:rPr>
+      </w:pPr>
+      <w:r>
+        <w:rPr>
+          <w:rFonts w:ascii="Consolas" w:hAnsi="Consolas"/>
+          <w:color w:val="D4D4D4"/>
+          <w:sz w:val="18"/>
           <w:szCs w:val="21"/>
           <w:lang w:val="en-GB"/>
         </w:rPr>
@@ -3989,7 +3970,7 @@
         <w:rPr>
           <w:rFonts w:ascii="Consolas" w:hAnsi="Consolas"/>
           <w:color w:val="DCDCAA"/>
-          <w:sz w:val="21"/>
+          <w:sz w:val="18"/>
           <w:szCs w:val="21"/>
           <w:lang w:val="en-GB"/>
         </w:rPr>
@@ -3999,7 +3980,7 @@
         <w:rPr>
           <w:rFonts w:ascii="Consolas" w:hAnsi="Consolas"/>
           <w:color w:val="D4D4D4"/>
-          <w:sz w:val="21"/>
+          <w:sz w:val="18"/>
           <w:szCs w:val="21"/>
           <w:lang w:val="en-GB"/>
         </w:rPr>
@@ -4009,7 +3990,7 @@
         <w:rPr>
           <w:rFonts w:ascii="Consolas" w:hAnsi="Consolas"/>
           <w:color w:val="CE9178"/>
-          <w:sz w:val="21"/>
+          <w:sz w:val="18"/>
           <w:szCs w:val="21"/>
           <w:lang w:val="en-GB"/>
         </w:rPr>
@@ -4020,7 +4001,7 @@
         <w:rPr>
           <w:rFonts w:ascii="Consolas" w:hAnsi="Consolas"/>
           <w:color w:val="CE9178"/>
-          <w:sz w:val="21"/>
+          <w:sz w:val="18"/>
           <w:szCs w:val="21"/>
           <w:lang w:val="en-GB"/>
         </w:rPr>
@@ -4031,7 +4012,7 @@
         <w:rPr>
           <w:rFonts w:ascii="Consolas" w:hAnsi="Consolas"/>
           <w:color w:val="CE9178"/>
-          <w:sz w:val="21"/>
+          <w:sz w:val="18"/>
           <w:szCs w:val="21"/>
           <w:lang w:val="en-GB"/>
         </w:rPr>
@@ -4041,7 +4022,7 @@
         <w:rPr>
           <w:rFonts w:ascii="Consolas" w:hAnsi="Consolas"/>
           <w:color w:val="D4D4D4"/>
-          <w:sz w:val="21"/>
+          <w:sz w:val="18"/>
           <w:szCs w:val="21"/>
           <w:lang w:val="en-GB"/>
         </w:rPr>
@@ -4051,7 +4032,7 @@
         <w:rPr>
           <w:rFonts w:ascii="Consolas" w:hAnsi="Consolas"/>
           <w:color w:val="9CDCFE"/>
-          <w:sz w:val="21"/>
+          <w:sz w:val="18"/>
           <w:szCs w:val="21"/>
           <w:lang w:val="en-GB"/>
         </w:rPr>
@@ -4061,7 +4042,7 @@
         <w:rPr>
           <w:rFonts w:ascii="Consolas" w:hAnsi="Consolas"/>
           <w:color w:val="D4D4D4"/>
-          <w:sz w:val="21"/>
+          <w:sz w:val="18"/>
           <w:szCs w:val="21"/>
           <w:lang w:val="en-GB"/>
         </w:rPr>
@@ -4071,7 +4052,7 @@
         <w:rPr>
           <w:rFonts w:ascii="Consolas" w:hAnsi="Consolas"/>
           <w:color w:val="CE9178"/>
-          <w:sz w:val="21"/>
+          <w:sz w:val="18"/>
           <w:szCs w:val="21"/>
           <w:lang w:val="en-GB"/>
         </w:rPr>
@@ -4082,7 +4063,7 @@
         <w:rPr>
           <w:rFonts w:ascii="Consolas" w:hAnsi="Consolas"/>
           <w:color w:val="CE9178"/>
-          <w:sz w:val="21"/>
+          <w:sz w:val="18"/>
           <w:szCs w:val="21"/>
           <w:lang w:val="en-GB"/>
         </w:rPr>
@@ -4093,7 +4074,7 @@
         <w:rPr>
           <w:rFonts w:ascii="Consolas" w:hAnsi="Consolas"/>
           <w:color w:val="CE9178"/>
-          <w:sz w:val="21"/>
+          <w:sz w:val="18"/>
           <w:szCs w:val="21"/>
           <w:lang w:val="en-GB"/>
         </w:rPr>
@@ -4103,7 +4084,7 @@
         <w:rPr>
           <w:rFonts w:ascii="Consolas" w:hAnsi="Consolas"/>
           <w:color w:val="D4D4D4"/>
-          <w:sz w:val="21"/>
+          <w:sz w:val="18"/>
           <w:szCs w:val="21"/>
           <w:lang w:val="en-GB"/>
         </w:rPr>
@@ -4113,7 +4094,7 @@
         <w:rPr>
           <w:rFonts w:ascii="Consolas" w:hAnsi="Consolas"/>
           <w:color w:val="CE9178"/>
-          <w:sz w:val="21"/>
+          <w:sz w:val="18"/>
           <w:szCs w:val="21"/>
           <w:lang w:val="en-GB"/>
         </w:rPr>
@@ -4124,7 +4105,7 @@
         <w:rPr>
           <w:rFonts w:ascii="Consolas" w:hAnsi="Consolas"/>
           <w:color w:val="CE9178"/>
-          <w:sz w:val="21"/>
+          <w:sz w:val="18"/>
           <w:szCs w:val="21"/>
           <w:lang w:val="en-GB"/>
         </w:rPr>
@@ -4135,7 +4116,7 @@
         <w:rPr>
           <w:rFonts w:ascii="Consolas" w:hAnsi="Consolas"/>
           <w:color w:val="CE9178"/>
-          <w:sz w:val="21"/>
+          <w:sz w:val="18"/>
           <w:szCs w:val="21"/>
           <w:lang w:val="en-GB"/>
         </w:rPr>
@@ -4145,7 +4126,7 @@
         <w:rPr>
           <w:rFonts w:ascii="Consolas" w:hAnsi="Consolas"/>
           <w:color w:val="D4D4D4"/>
-          <w:sz w:val="21"/>
+          <w:sz w:val="18"/>
           <w:szCs w:val="21"/>
           <w:lang w:val="en-GB"/>
         </w:rPr>
@@ -4159,16 +4140,16 @@
         <w:rPr>
           <w:rFonts w:ascii="Consolas" w:hAnsi="Consolas"/>
           <w:color w:val="D4D4D4"/>
-          <w:sz w:val="21"/>
-          <w:szCs w:val="21"/>
-          <w:lang w:val="en-GB"/>
-        </w:rPr>
-      </w:pPr>
-      <w:r>
-        <w:rPr>
-          <w:rFonts w:ascii="Consolas" w:hAnsi="Consolas"/>
-          <w:color w:val="D4D4D4"/>
-          <w:sz w:val="21"/>
+          <w:sz w:val="18"/>
+          <w:szCs w:val="21"/>
+          <w:lang w:val="en-GB"/>
+        </w:rPr>
+      </w:pPr>
+      <w:r>
+        <w:rPr>
+          <w:rFonts w:ascii="Consolas" w:hAnsi="Consolas"/>
+          <w:color w:val="D4D4D4"/>
+          <w:sz w:val="18"/>
           <w:szCs w:val="21"/>
           <w:lang w:val="en-GB"/>
         </w:rPr>
@@ -4178,7 +4159,7 @@
         <w:rPr>
           <w:rFonts w:ascii="Consolas" w:hAnsi="Consolas"/>
           <w:color w:val="DCDCAA"/>
-          <w:sz w:val="21"/>
+          <w:sz w:val="18"/>
           <w:szCs w:val="21"/>
           <w:lang w:val="en-GB"/>
         </w:rPr>
@@ -4188,7 +4169,7 @@
         <w:rPr>
           <w:rFonts w:ascii="Consolas" w:hAnsi="Consolas"/>
           <w:color w:val="D4D4D4"/>
-          <w:sz w:val="21"/>
+          <w:sz w:val="18"/>
           <w:szCs w:val="21"/>
           <w:lang w:val="en-GB"/>
         </w:rPr>
@@ -4198,7 +4179,7 @@
         <w:rPr>
           <w:rFonts w:ascii="Consolas" w:hAnsi="Consolas"/>
           <w:color w:val="CE9178"/>
-          <w:sz w:val="21"/>
+          <w:sz w:val="18"/>
           <w:szCs w:val="21"/>
           <w:lang w:val="en-GB"/>
         </w:rPr>
@@ -4209,7 +4190,7 @@
         <w:rPr>
           <w:rFonts w:ascii="Consolas" w:hAnsi="Consolas"/>
           <w:color w:val="CE9178"/>
-          <w:sz w:val="21"/>
+          <w:sz w:val="18"/>
           <w:szCs w:val="21"/>
           <w:lang w:val="en-GB"/>
         </w:rPr>
@@ -4220,7 +4201,7 @@
         <w:rPr>
           <w:rFonts w:ascii="Consolas" w:hAnsi="Consolas"/>
           <w:color w:val="CE9178"/>
-          <w:sz w:val="21"/>
+          <w:sz w:val="18"/>
           <w:szCs w:val="21"/>
           <w:lang w:val="en-GB"/>
         </w:rPr>
@@ -4231,7 +4212,7 @@
         <w:rPr>
           <w:rFonts w:ascii="Consolas" w:hAnsi="Consolas"/>
           <w:color w:val="CE9178"/>
-          <w:sz w:val="21"/>
+          <w:sz w:val="18"/>
           <w:szCs w:val="21"/>
           <w:lang w:val="en-GB"/>
         </w:rPr>
@@ -4242,7 +4223,7 @@
         <w:rPr>
           <w:rFonts w:ascii="Consolas" w:hAnsi="Consolas"/>
           <w:color w:val="CE9178"/>
-          <w:sz w:val="21"/>
+          <w:sz w:val="18"/>
           <w:szCs w:val="21"/>
           <w:lang w:val="en-GB"/>
         </w:rPr>
@@ -4252,7 +4233,7 @@
         <w:rPr>
           <w:rFonts w:ascii="Consolas" w:hAnsi="Consolas"/>
           <w:color w:val="D4D4D4"/>
-          <w:sz w:val="21"/>
+          <w:sz w:val="18"/>
           <w:szCs w:val="21"/>
           <w:lang w:val="en-GB"/>
         </w:rPr>
@@ -4266,16 +4247,16 @@
         <w:rPr>
           <w:rFonts w:ascii="Consolas" w:hAnsi="Consolas"/>
           <w:color w:val="D4D4D4"/>
-          <w:sz w:val="21"/>
-          <w:szCs w:val="21"/>
-          <w:lang w:val="en-GB"/>
-        </w:rPr>
-      </w:pPr>
-      <w:r>
-        <w:rPr>
-          <w:rFonts w:ascii="Consolas" w:hAnsi="Consolas"/>
-          <w:color w:val="D4D4D4"/>
-          <w:sz w:val="21"/>
+          <w:sz w:val="18"/>
+          <w:szCs w:val="21"/>
+          <w:lang w:val="en-GB"/>
+        </w:rPr>
+      </w:pPr>
+      <w:r>
+        <w:rPr>
+          <w:rFonts w:ascii="Consolas" w:hAnsi="Consolas"/>
+          <w:color w:val="D4D4D4"/>
+          <w:sz w:val="18"/>
           <w:szCs w:val="21"/>
           <w:lang w:val="en-GB"/>
         </w:rPr>
@@ -4285,7 +4266,7 @@
         <w:rPr>
           <w:rFonts w:ascii="Consolas" w:hAnsi="Consolas"/>
           <w:color w:val="DCDCAA"/>
-          <w:sz w:val="21"/>
+          <w:sz w:val="18"/>
           <w:szCs w:val="21"/>
           <w:lang w:val="en-GB"/>
         </w:rPr>
@@ -4295,7 +4276,7 @@
         <w:rPr>
           <w:rFonts w:ascii="Consolas" w:hAnsi="Consolas"/>
           <w:color w:val="D4D4D4"/>
-          <w:sz w:val="21"/>
+          <w:sz w:val="18"/>
           <w:szCs w:val="21"/>
           <w:lang w:val="en-GB"/>
         </w:rPr>
@@ -4305,7 +4286,7 @@
         <w:rPr>
           <w:rFonts w:ascii="Consolas" w:hAnsi="Consolas"/>
           <w:color w:val="CE9178"/>
-          <w:sz w:val="21"/>
+          <w:sz w:val="18"/>
           <w:szCs w:val="21"/>
           <w:lang w:val="en-GB"/>
         </w:rPr>
@@ -4315,7 +4296,7 @@
         <w:rPr>
           <w:rFonts w:ascii="Consolas" w:hAnsi="Consolas"/>
           <w:color w:val="D4D4D4"/>
-          <w:sz w:val="21"/>
+          <w:sz w:val="18"/>
           <w:szCs w:val="21"/>
           <w:lang w:val="en-GB"/>
         </w:rPr>
@@ -4329,27 +4310,26 @@
         <w:rPr>
           <w:rFonts w:ascii="Consolas" w:hAnsi="Consolas"/>
           <w:color w:val="D4D4D4"/>
-          <w:sz w:val="21"/>
-          <w:szCs w:val="21"/>
-          <w:lang w:val="en-GB"/>
-        </w:rPr>
-      </w:pPr>
-      <w:r>
-        <w:rPr>
-          <w:rFonts w:ascii="Consolas" w:hAnsi="Consolas"/>
-          <w:color w:val="D4D4D4"/>
-          <w:sz w:val="21"/>
-          <w:szCs w:val="21"/>
-          <w:lang w:val="en-GB"/>
-        </w:rPr>
-        <w:lastRenderedPageBreak/>
+          <w:sz w:val="18"/>
+          <w:szCs w:val="21"/>
+          <w:lang w:val="en-GB"/>
+        </w:rPr>
+      </w:pPr>
+      <w:r>
+        <w:rPr>
+          <w:rFonts w:ascii="Consolas" w:hAnsi="Consolas"/>
+          <w:color w:val="D4D4D4"/>
+          <w:sz w:val="18"/>
+          <w:szCs w:val="21"/>
+          <w:lang w:val="en-GB"/>
+        </w:rPr>
         <w:t xml:space="preserve">                    </w:t>
       </w:r>
       <w:r>
         <w:rPr>
           <w:rFonts w:ascii="Consolas" w:hAnsi="Consolas"/>
           <w:color w:val="DCDCAA"/>
-          <w:sz w:val="21"/>
+          <w:sz w:val="18"/>
           <w:szCs w:val="21"/>
           <w:lang w:val="en-GB"/>
         </w:rPr>
@@ -4359,7 +4339,7 @@
         <w:rPr>
           <w:rFonts w:ascii="Consolas" w:hAnsi="Consolas"/>
           <w:color w:val="D4D4D4"/>
-          <w:sz w:val="21"/>
+          <w:sz w:val="18"/>
           <w:szCs w:val="21"/>
           <w:lang w:val="en-GB"/>
         </w:rPr>
@@ -4369,7 +4349,7 @@
         <w:rPr>
           <w:rFonts w:ascii="Consolas" w:hAnsi="Consolas"/>
           <w:color w:val="CE9178"/>
-          <w:sz w:val="21"/>
+          <w:sz w:val="18"/>
           <w:szCs w:val="21"/>
           <w:lang w:val="en-GB"/>
         </w:rPr>
@@ -4380,7 +4360,7 @@
         <w:rPr>
           <w:rFonts w:ascii="Consolas" w:hAnsi="Consolas"/>
           <w:color w:val="CE9178"/>
-          <w:sz w:val="21"/>
+          <w:sz w:val="18"/>
           <w:szCs w:val="21"/>
           <w:lang w:val="en-GB"/>
         </w:rPr>
@@ -4391,7 +4371,7 @@
         <w:rPr>
           <w:rFonts w:ascii="Consolas" w:hAnsi="Consolas"/>
           <w:color w:val="CE9178"/>
-          <w:sz w:val="21"/>
+          <w:sz w:val="18"/>
           <w:szCs w:val="21"/>
           <w:lang w:val="en-GB"/>
         </w:rPr>
@@ -4402,7 +4382,7 @@
         <w:rPr>
           <w:rFonts w:ascii="Consolas" w:hAnsi="Consolas"/>
           <w:color w:val="CE9178"/>
-          <w:sz w:val="21"/>
+          <w:sz w:val="18"/>
           <w:szCs w:val="21"/>
           <w:lang w:val="en-GB"/>
         </w:rPr>
@@ -4413,7 +4393,7 @@
         <w:rPr>
           <w:rFonts w:ascii="Consolas" w:hAnsi="Consolas"/>
           <w:color w:val="CE9178"/>
-          <w:sz w:val="21"/>
+          <w:sz w:val="18"/>
           <w:szCs w:val="21"/>
           <w:lang w:val="en-GB"/>
         </w:rPr>
@@ -4423,7 +4403,7 @@
         <w:rPr>
           <w:rFonts w:ascii="Consolas" w:hAnsi="Consolas"/>
           <w:color w:val="D4D4D4"/>
-          <w:sz w:val="21"/>
+          <w:sz w:val="18"/>
           <w:szCs w:val="21"/>
           <w:lang w:val="en-GB"/>
         </w:rPr>
@@ -4437,15 +4417,15 @@
         <w:rPr>
           <w:rFonts w:ascii="Consolas" w:hAnsi="Consolas"/>
           <w:color w:val="D4D4D4"/>
-          <w:sz w:val="21"/>
-          <w:szCs w:val="21"/>
-        </w:rPr>
-      </w:pPr>
-      <w:r>
-        <w:rPr>
-          <w:rFonts w:ascii="Consolas" w:hAnsi="Consolas"/>
-          <w:color w:val="D4D4D4"/>
-          <w:sz w:val="21"/>
+          <w:sz w:val="18"/>
+          <w:szCs w:val="21"/>
+        </w:rPr>
+      </w:pPr>
+      <w:r>
+        <w:rPr>
+          <w:rFonts w:ascii="Consolas" w:hAnsi="Consolas"/>
+          <w:color w:val="D4D4D4"/>
+          <w:sz w:val="18"/>
           <w:szCs w:val="21"/>
           <w:lang w:val="en-GB"/>
         </w:rPr>
@@ -4455,7 +4435,7 @@
         <w:rPr>
           <w:rFonts w:ascii="Consolas" w:hAnsi="Consolas"/>
           <w:color w:val="D4D4D4"/>
-          <w:sz w:val="21"/>
+          <w:sz w:val="18"/>
           <w:szCs w:val="21"/>
         </w:rPr>
         <w:t>}</w:t>
@@ -4468,15 +4448,15 @@
         <w:rPr>
           <w:rFonts w:ascii="Consolas" w:hAnsi="Consolas"/>
           <w:color w:val="D4D4D4"/>
-          <w:sz w:val="21"/>
-          <w:szCs w:val="21"/>
-        </w:rPr>
-      </w:pPr>
-      <w:r>
-        <w:rPr>
-          <w:rFonts w:ascii="Consolas" w:hAnsi="Consolas"/>
-          <w:color w:val="D4D4D4"/>
-          <w:sz w:val="21"/>
+          <w:sz w:val="18"/>
+          <w:szCs w:val="21"/>
+        </w:rPr>
+      </w:pPr>
+      <w:r>
+        <w:rPr>
+          <w:rFonts w:ascii="Consolas" w:hAnsi="Consolas"/>
+          <w:color w:val="D4D4D4"/>
+          <w:sz w:val="18"/>
           <w:szCs w:val="21"/>
         </w:rPr>
         <w:t>            }</w:t>
@@ -4489,17 +4469,18 @@
         <w:rPr>
           <w:rFonts w:ascii="Consolas" w:hAnsi="Consolas"/>
           <w:color w:val="D4D4D4"/>
-          <w:sz w:val="21"/>
-          <w:szCs w:val="21"/>
-        </w:rPr>
-      </w:pPr>
-      <w:r>
-        <w:rPr>
-          <w:rFonts w:ascii="Consolas" w:hAnsi="Consolas"/>
-          <w:color w:val="D4D4D4"/>
-          <w:sz w:val="21"/>
-          <w:szCs w:val="21"/>
-        </w:rPr>
+          <w:sz w:val="18"/>
+          <w:szCs w:val="21"/>
+        </w:rPr>
+      </w:pPr>
+      <w:r>
+        <w:rPr>
+          <w:rFonts w:ascii="Consolas" w:hAnsi="Consolas"/>
+          <w:color w:val="D4D4D4"/>
+          <w:sz w:val="18"/>
+          <w:szCs w:val="21"/>
+        </w:rPr>
+        <w:lastRenderedPageBreak/>
         <w:t>        }</w:t>
       </w:r>
     </w:p>
@@ -4510,15 +4491,15 @@
         <w:rPr>
           <w:rFonts w:ascii="Consolas" w:hAnsi="Consolas"/>
           <w:color w:val="D4D4D4"/>
-          <w:sz w:val="21"/>
-          <w:szCs w:val="21"/>
-        </w:rPr>
-      </w:pPr>
-      <w:r>
-        <w:rPr>
-          <w:rFonts w:ascii="Consolas" w:hAnsi="Consolas"/>
-          <w:color w:val="D4D4D4"/>
-          <w:sz w:val="21"/>
+          <w:sz w:val="18"/>
+          <w:szCs w:val="21"/>
+        </w:rPr>
+      </w:pPr>
+      <w:r>
+        <w:rPr>
+          <w:rFonts w:ascii="Consolas" w:hAnsi="Consolas"/>
+          <w:color w:val="D4D4D4"/>
+          <w:sz w:val="18"/>
           <w:szCs w:val="21"/>
         </w:rPr>
         <w:t>    }</w:t>
@@ -4618,6 +4599,30 @@
       <w:proofErr w:type="spellStart"/>
       <w:r>
         <w:t>injection</w:t>
+      </w:r>
+      <w:proofErr w:type="spellEnd"/>
+      <w:r>
+        <w:t xml:space="preserve">. Si può notare infatti che le </w:t>
+      </w:r>
+      <w:proofErr w:type="spellStart"/>
+      <w:r>
+        <w:t>query</w:t>
+      </w:r>
+      <w:proofErr w:type="spellEnd"/>
+      <w:r>
+        <w:t xml:space="preserve"> hanno una componente aggiuntiva che funge da </w:t>
+      </w:r>
+      <w:proofErr w:type="spellStart"/>
+      <w:r>
+        <w:t>prepare</w:t>
+      </w:r>
+      <w:proofErr w:type="spellEnd"/>
+      <w:r>
+        <w:t xml:space="preserve"> statement e chiamata appunto </w:t>
+      </w:r>
+      <w:proofErr w:type="spellStart"/>
+      <w:r>
+        <w:t>prepare</w:t>
       </w:r>
       <w:proofErr w:type="spellEnd"/>
       <w:r>
@@ -9316,7 +9321,7 @@
 </file>
 
 <file path=customXml/itemProps1.xml><?xml version="1.0" encoding="utf-8"?>
-<ds:datastoreItem xmlns:ds="http://schemas.openxmlformats.org/officeDocument/2006/customXml" ds:itemID="{9D8A30B9-6969-4205-A318-A92B26464A91}">
+<ds:datastoreItem xmlns:ds="http://schemas.openxmlformats.org/officeDocument/2006/customXml" ds:itemID="{E986D040-0467-44A6-8333-13AFDB53B056}">
   <ds:schemaRefs>
     <ds:schemaRef ds:uri="http://schemas.openxmlformats.org/officeDocument/2006/bibliography"/>
   </ds:schemaRefs>

--- a/2024-2025/Sicurezza/Esercitazioni/Esercitazione 4/REPORT CHALLENGE 4.docx
+++ b/2024-2025/Sicurezza/Esercitazioni/Esercitazione 4/REPORT CHALLENGE 4.docx
@@ -965,6 +965,9 @@
       <w:r>
         <w:t xml:space="preserve"> statement, eccetto una, quella della sessione. L’unico problema è che l’input avviene solo dal server.</w:t>
       </w:r>
+      <w:r>
+        <w:t xml:space="preserve"> Per avere accesso al campo session devo di conseguenza effettuare il login alla pagina con qualsiasi account di cui io sappia la password relativa.</w:t>
+      </w:r>
     </w:p>
     <w:p>
       <w:r>
@@ -1640,21 +1643,18 @@
         <w:pStyle w:val="Paragrafoelenco"/>
       </w:pPr>
     </w:p>
-    <w:p>
-      <w:bookmarkStart w:id="7" w:name="_GoBack"/>
-      <w:bookmarkEnd w:id="7"/>
-    </w:p>
+    <w:p/>
     <w:p>
       <w:pPr>
         <w:pStyle w:val="Titolo3"/>
         <w:ind w:firstLine="708"/>
       </w:pPr>
-      <w:bookmarkStart w:id="8" w:name="_Toc184290782"/>
+      <w:bookmarkStart w:id="7" w:name="_Toc184290782"/>
       <w:r>
         <w:lastRenderedPageBreak/>
         <w:t>5:</w:t>
       </w:r>
-      <w:bookmarkEnd w:id="8"/>
+      <w:bookmarkEnd w:id="7"/>
     </w:p>
     <w:p>
       <w:pPr>
@@ -1764,6 +1764,8 @@
           <w:szCs w:val="26"/>
         </w:rPr>
       </w:pPr>
+      <w:bookmarkStart w:id="8" w:name="_GoBack"/>
+      <w:bookmarkEnd w:id="8"/>
       <w:r>
         <w:br w:type="page"/>
       </w:r>
@@ -9321,7 +9323,7 @@
 </file>
 
 <file path=customXml/itemProps1.xml><?xml version="1.0" encoding="utf-8"?>
-<ds:datastoreItem xmlns:ds="http://schemas.openxmlformats.org/officeDocument/2006/customXml" ds:itemID="{E986D040-0467-44A6-8333-13AFDB53B056}">
+<ds:datastoreItem xmlns:ds="http://schemas.openxmlformats.org/officeDocument/2006/customXml" ds:itemID="{F98B35B5-E343-4973-A852-549D053634AB}">
   <ds:schemaRefs>
     <ds:schemaRef ds:uri="http://schemas.openxmlformats.org/officeDocument/2006/bibliography"/>
   </ds:schemaRefs>
